--- a/t06_s1.docx
+++ b/t06_s1.docx
@@ -3,2168 +3,1693 @@
 <w:document xmlns:wpc="http://schemas.microsoft.com/office/word/2010/wordprocessingCanvas" xmlns:mo="http://schemas.microsoft.com/office/mac/office/2008/main" xmlns:mc="http://schemas.openxmlformats.org/markup-compatibility/2006" xmlns:mv="urn:schemas-microsoft-com:mac:vml" xmlns:o="urn:schemas-microsoft-com:office:office" xmlns:r="http://schemas.openxmlformats.org/officeDocument/2006/relationships" xmlns:m="http://schemas.openxmlformats.org/officeDocument/2006/math" xmlns:v="urn:schemas-microsoft-com:vml" xmlns:wp14="http://schemas.microsoft.com/office/word/2010/wordprocessingDrawing" xmlns:wp="http://schemas.openxmlformats.org/drawingml/2006/wordprocessingDrawing" xmlns:w10="urn:schemas-microsoft-com:office:word" xmlns:w="http://schemas.openxmlformats.org/wordprocessingml/2006/main" xmlns:w14="http://schemas.microsoft.com/office/word/2010/wordml" xmlns:wpg="http://schemas.microsoft.com/office/word/2010/wordprocessingGroup" xmlns:wpi="http://schemas.microsoft.com/office/word/2010/wordprocessingInk" xmlns:wne="http://schemas.microsoft.com/office/word/2006/wordml" xmlns:wps="http://schemas.microsoft.com/office/word/2010/wordprocessingShape" mc:Ignorable="w14 wp14">
   <w:body>
     <w:p>
-      <w:pPr>
-        <w:spacing w:after="20" w:before="120"/>
-      </w:pPr>
-      <w:r>
-        <w:rPr>
-          <w:b/>
-          <w:sz w:val="22"/>
-        </w:rPr>
-        <w:t>Question: A client develops anaphylaxis after a bee sting. What is the nurse's priority intervention?</w:t>
-      </w:r>
-    </w:p>
-    <w:p>
-      <w:pPr>
-        <w:spacing w:after="0" w:before="0"/>
-      </w:pPr>
-      <w:r>
-        <w:rPr>
-          <w:b w:val="0"/>
-          <w:sz w:val="22"/>
-        </w:rPr>
-        <w:t>(a) Establish IV access first</w:t>
-      </w:r>
-    </w:p>
-    <w:p>
-      <w:pPr>
-        <w:spacing w:after="0" w:before="0"/>
-      </w:pPr>
-      <w:r>
-        <w:rPr>
-          <w:b w:val="0"/>
-          <w:sz w:val="22"/>
-        </w:rPr>
-        <w:t>(b) Apply oxygen by face mask</w:t>
-      </w:r>
-    </w:p>
-    <w:p>
-      <w:pPr>
-        <w:spacing w:after="0" w:before="0"/>
-      </w:pPr>
-      <w:r>
-        <w:rPr>
-          <w:b w:val="0"/>
-          <w:sz w:val="22"/>
-        </w:rPr>
-        <w:t>(c) Administer epinephrine IM immediately</w:t>
-      </w:r>
-    </w:p>
-    <w:p>
-      <w:pPr>
-        <w:spacing w:after="0" w:before="0"/>
-      </w:pPr>
-      <w:r>
-        <w:rPr>
-          <w:b w:val="0"/>
-          <w:sz w:val="22"/>
-        </w:rPr>
-        <w:t>(d) Give an oral antihistamine</w:t>
-      </w:r>
-    </w:p>
-    <w:p>
-      <w:pPr>
-        <w:spacing w:after="0" w:before="40"/>
-      </w:pPr>
-      <w:r>
-        <w:rPr>
-          <w:b/>
-          <w:sz w:val="22"/>
-        </w:rPr>
-        <w:t>Answer: c</w:t>
-      </w:r>
-    </w:p>
-    <w:p>
-      <w:pPr>
-        <w:spacing w:after="0" w:before="0"/>
-      </w:pPr>
-      <w:r>
-        <w:rPr>
-          <w:b w:val="0"/>
-          <w:sz w:val="21"/>
-        </w:rPr>
-        <w:t>Solution: Epinephrine IM is the first-line, life-saving treatment for anaphylaxis; it reverses bronchospasm, laryngeal edema and hypotension.</w:t>
-      </w:r>
-    </w:p>
-    <w:p>
-      <w:pPr>
-        <w:spacing w:after="0" w:before="0"/>
-      </w:pPr>
-      <w:r>
-        <w:rPr>
-          <w:b w:val="0"/>
-          <w:sz w:val="20"/>
-        </w:rPr>
-        <w:t>Positive Marks: 1</w:t>
-      </w:r>
-    </w:p>
-    <w:p>
-      <w:pPr>
-        <w:spacing w:after="160" w:before="0"/>
-      </w:pPr>
-      <w:r>
-        <w:rPr>
-          <w:b w:val="0"/>
-          <w:sz w:val="20"/>
-        </w:rPr>
-        <w:t>Negative Marks: 0.25</w:t>
-      </w:r>
-    </w:p>
-    <w:p>
-      <w:pPr>
-        <w:spacing w:after="20" w:before="120"/>
-      </w:pPr>
-      <w:r>
-        <w:rPr>
-          <w:b/>
-          <w:sz w:val="22"/>
-        </w:rPr>
-        <w:t>Question: An Anganwadi worker assess the malnutrition status by:</w:t>
-      </w:r>
-    </w:p>
-    <w:p>
-      <w:pPr>
-        <w:spacing w:after="0" w:before="0"/>
-      </w:pPr>
-      <w:r>
-        <w:rPr>
-          <w:b w:val="0"/>
-          <w:sz w:val="22"/>
-        </w:rPr>
-        <w:t>(a) Mid arm circumference</w:t>
-      </w:r>
-    </w:p>
-    <w:p>
-      <w:pPr>
-        <w:spacing w:after="0" w:before="0"/>
-      </w:pPr>
-      <w:r>
-        <w:rPr>
-          <w:b w:val="0"/>
-          <w:sz w:val="22"/>
-        </w:rPr>
-        <w:t>(b) Weight for age</w:t>
-      </w:r>
-    </w:p>
-    <w:p>
-      <w:pPr>
-        <w:spacing w:after="0" w:before="0"/>
-      </w:pPr>
-      <w:r>
-        <w:rPr>
-          <w:b w:val="0"/>
-          <w:sz w:val="22"/>
-        </w:rPr>
-        <w:t>(c) Weight for height</w:t>
-      </w:r>
-    </w:p>
-    <w:p>
-      <w:pPr>
-        <w:spacing w:after="0" w:before="0"/>
-      </w:pPr>
-      <w:r>
-        <w:rPr>
-          <w:b w:val="0"/>
-          <w:sz w:val="22"/>
-        </w:rPr>
-        <w:t>(d) Height for age</w:t>
-      </w:r>
-    </w:p>
-    <w:p>
-      <w:pPr>
-        <w:spacing w:after="0" w:before="40"/>
-      </w:pPr>
-      <w:r>
-        <w:rPr>
-          <w:b/>
-          <w:sz w:val="22"/>
-        </w:rPr>
-        <w:t>Answer: b</w:t>
-      </w:r>
-    </w:p>
-    <w:p>
-      <w:pPr>
-        <w:spacing w:after="0" w:before="0"/>
-      </w:pPr>
-      <w:r>
-        <w:rPr>
-          <w:b w:val="0"/>
-          <w:sz w:val="21"/>
-        </w:rPr>
-        <w:t>Solution: Anganwadi workers assess malnutrition in children by weight for age (growth monitoring under ICDS).</w:t>
-      </w:r>
-    </w:p>
-    <w:p>
-      <w:pPr>
-        <w:spacing w:after="0" w:before="0"/>
-      </w:pPr>
-      <w:r>
-        <w:rPr>
-          <w:b w:val="0"/>
-          <w:sz w:val="20"/>
-        </w:rPr>
-        <w:t>Positive Marks: 1</w:t>
-      </w:r>
-    </w:p>
-    <w:p>
-      <w:pPr>
-        <w:spacing w:after="160" w:before="0"/>
-      </w:pPr>
-      <w:r>
-        <w:rPr>
-          <w:b w:val="0"/>
-          <w:sz w:val="20"/>
-        </w:rPr>
-        <w:t>Negative Marks: 0.25</w:t>
-      </w:r>
-    </w:p>
-    <w:p>
-      <w:pPr>
-        <w:spacing w:after="20" w:before="120"/>
-      </w:pPr>
-      <w:r>
-        <w:rPr>
-          <w:b/>
-          <w:sz w:val="22"/>
-        </w:rPr>
-        <w:t>Question: The psychiatric client getting the antipsychotic drugs, and the client getting the symptoms of agitation, as? feeling of restlessness, dysphoria, and difficulty in sleeping, the group of this adverse effect is called</w:t>
-      </w:r>
-    </w:p>
-    <w:p>
-      <w:pPr>
-        <w:spacing w:after="0" w:before="0"/>
-      </w:pPr>
-      <w:r>
-        <w:rPr>
-          <w:b w:val="0"/>
-          <w:sz w:val="22"/>
-        </w:rPr>
-        <w:t>(a) Dyskinesia</w:t>
-      </w:r>
-    </w:p>
-    <w:p>
-      <w:pPr>
-        <w:spacing w:after="0" w:before="0"/>
-      </w:pPr>
-      <w:r>
-        <w:rPr>
-          <w:b w:val="0"/>
-          <w:sz w:val="22"/>
-        </w:rPr>
-        <w:t>(b) Tardive dyskinesia</w:t>
-      </w:r>
-    </w:p>
-    <w:p>
-      <w:pPr>
-        <w:spacing w:after="0" w:before="0"/>
-      </w:pPr>
-      <w:r>
-        <w:rPr>
-          <w:b w:val="0"/>
-          <w:sz w:val="22"/>
-        </w:rPr>
-        <w:t>(c) Akathesia</w:t>
-      </w:r>
-    </w:p>
-    <w:p>
-      <w:pPr>
-        <w:spacing w:after="0" w:before="0"/>
-      </w:pPr>
-      <w:r>
-        <w:rPr>
-          <w:b w:val="0"/>
-          <w:sz w:val="22"/>
-        </w:rPr>
-        <w:t>(d) Shakiness</w:t>
-      </w:r>
-    </w:p>
-    <w:p>
-      <w:pPr>
-        <w:spacing w:after="0" w:before="40"/>
-      </w:pPr>
-      <w:r>
-        <w:rPr>
-          <w:b/>
-          <w:sz w:val="22"/>
-        </w:rPr>
-        <w:t>Answer: c</w:t>
-      </w:r>
-    </w:p>
-    <w:p>
-      <w:pPr>
-        <w:spacing w:after="0" w:before="0"/>
-      </w:pPr>
-      <w:r>
-        <w:rPr>
-          <w:b w:val="0"/>
-          <w:sz w:val="21"/>
-        </w:rPr>
-        <w:t>Solution: Akathisia - intense subjective restlessness and pacing - is a common extrapyramidal side effect of antipsychotic drugs.</w:t>
-      </w:r>
-    </w:p>
-    <w:p>
-      <w:pPr>
-        <w:spacing w:after="0" w:before="0"/>
-      </w:pPr>
-      <w:r>
-        <w:rPr>
-          <w:b w:val="0"/>
-          <w:sz w:val="20"/>
-        </w:rPr>
-        <w:t>Positive Marks: 1</w:t>
-      </w:r>
-    </w:p>
-    <w:p>
-      <w:pPr>
-        <w:spacing w:after="160" w:before="0"/>
-      </w:pPr>
-      <w:r>
-        <w:rPr>
-          <w:b w:val="0"/>
-          <w:sz w:val="20"/>
-        </w:rPr>
-        <w:t>Negative Marks: 0.25</w:t>
-      </w:r>
-    </w:p>
-    <w:p>
-      <w:pPr>
-        <w:spacing w:after="20" w:before="120"/>
-      </w:pPr>
-      <w:r>
-        <w:rPr>
-          <w:b/>
-          <w:sz w:val="22"/>
-        </w:rPr>
-        <w:t>Question: The nurse should position a patient after lumbar puncture in:</w:t>
-      </w:r>
-    </w:p>
-    <w:p>
-      <w:pPr>
-        <w:spacing w:after="0" w:before="0"/>
-      </w:pPr>
-      <w:r>
-        <w:rPr>
-          <w:b w:val="0"/>
-          <w:sz w:val="22"/>
-        </w:rPr>
-        <w:t>(a) Sitting upright</w:t>
-      </w:r>
-    </w:p>
-    <w:p>
-      <w:pPr>
-        <w:spacing w:after="0" w:before="0"/>
-      </w:pPr>
-      <w:r>
-        <w:rPr>
-          <w:b w:val="0"/>
-          <w:sz w:val="22"/>
-        </w:rPr>
-        <w:t>(b) Prone</w:t>
-      </w:r>
-    </w:p>
-    <w:p>
-      <w:pPr>
-        <w:spacing w:after="0" w:before="0"/>
-      </w:pPr>
-      <w:r>
-        <w:rPr>
-          <w:b w:val="0"/>
-          <w:sz w:val="22"/>
-        </w:rPr>
-        <w:t>(c) Flat (supine) for a few hours</w:t>
-      </w:r>
-    </w:p>
-    <w:p>
-      <w:pPr>
-        <w:spacing w:after="0" w:before="0"/>
-      </w:pPr>
-      <w:r>
-        <w:rPr>
-          <w:b w:val="0"/>
-          <w:sz w:val="22"/>
-        </w:rPr>
-        <w:t>(d) Trendelenburg</w:t>
-      </w:r>
-    </w:p>
-    <w:p>
-      <w:pPr>
-        <w:spacing w:after="0" w:before="40"/>
-      </w:pPr>
-      <w:r>
-        <w:rPr>
-          <w:b/>
-          <w:sz w:val="22"/>
-        </w:rPr>
-        <w:t>Answer: c</w:t>
-      </w:r>
-    </w:p>
-    <w:p>
-      <w:pPr>
-        <w:spacing w:after="0" w:before="0"/>
-      </w:pPr>
-      <w:r>
-        <w:rPr>
-          <w:b w:val="0"/>
-          <w:sz w:val="21"/>
-        </w:rPr>
-        <w:t>Solution: The patient lies flat for a few hours after lumbar puncture to prevent post-dural puncture headache.</w:t>
-      </w:r>
-    </w:p>
-    <w:p>
-      <w:pPr>
-        <w:spacing w:after="0" w:before="0"/>
-      </w:pPr>
-      <w:r>
-        <w:rPr>
-          <w:b w:val="0"/>
-          <w:sz w:val="20"/>
-        </w:rPr>
-        <w:t>Positive Marks: 1</w:t>
-      </w:r>
-    </w:p>
-    <w:p>
-      <w:pPr>
-        <w:spacing w:after="160" w:before="0"/>
-      </w:pPr>
-      <w:r>
-        <w:rPr>
-          <w:b w:val="0"/>
-          <w:sz w:val="20"/>
-        </w:rPr>
-        <w:t>Negative Marks: 0.25</w:t>
-      </w:r>
-    </w:p>
-    <w:p>
-      <w:pPr>
-        <w:spacing w:after="20" w:before="120"/>
-      </w:pPr>
-      <w:r>
-        <w:rPr>
-          <w:b/>
-          <w:sz w:val="22"/>
-        </w:rPr>
-        <w:t>Question: On which date was the milestone of 100 crore vaccinations (Covaxin + Covishield) completed in India?</w:t>
-      </w:r>
-    </w:p>
-    <w:p>
-      <w:pPr>
-        <w:spacing w:after="0" w:before="0"/>
-      </w:pPr>
-      <w:r>
-        <w:rPr>
-          <w:b w:val="0"/>
-          <w:sz w:val="22"/>
-        </w:rPr>
-        <w:t>(a) 21.10.2021,</w:t>
-      </w:r>
-    </w:p>
-    <w:p>
-      <w:pPr>
-        <w:spacing w:after="0" w:before="0"/>
-      </w:pPr>
-      <w:r>
-        <w:rPr>
-          <w:b w:val="0"/>
-          <w:sz w:val="22"/>
-        </w:rPr>
-        <w:t>(b) 19.10.2021,</w:t>
-      </w:r>
-    </w:p>
-    <w:p>
-      <w:pPr>
-        <w:spacing w:after="0" w:before="0"/>
-      </w:pPr>
-      <w:r>
-        <w:rPr>
-          <w:b w:val="0"/>
-          <w:sz w:val="22"/>
-        </w:rPr>
-        <w:t>(c) 20.10.2021,</w:t>
-      </w:r>
-    </w:p>
-    <w:p>
-      <w:pPr>
-        <w:spacing w:after="0" w:before="0"/>
-      </w:pPr>
-      <w:r>
-        <w:rPr>
-          <w:b w:val="0"/>
-          <w:sz w:val="22"/>
-        </w:rPr>
-        <w:t>(d) 22.10.2021,</w:t>
-      </w:r>
-    </w:p>
-    <w:p>
-      <w:pPr>
-        <w:spacing w:after="0" w:before="40"/>
-      </w:pPr>
-      <w:r>
-        <w:rPr>
-          <w:b/>
-          <w:sz w:val="22"/>
-        </w:rPr>
-        <w:t>Answer: a</w:t>
-      </w:r>
-    </w:p>
-    <w:p>
-      <w:pPr>
-        <w:spacing w:after="0" w:before="0"/>
-      </w:pPr>
-      <w:r>
-        <w:rPr>
-          <w:b w:val="0"/>
-          <w:sz w:val="21"/>
-        </w:rPr>
-        <w:t>Solution: The milestone of 100 crore vaccinations (Covaxin + Covishield) in India was completed on 21.10.2021 (option a). This significant achievement marked the administration of 100 crore doses of COVID-19 vaccines in India's nationwide vaccination campaign. The combined use of Covaxin and Covishield, which are the two primary vaccines being administered in India, contributed to reaching this milestone in the ongoing efforts to protect the population against COVID-19.</w:t>
-      </w:r>
-    </w:p>
-    <w:p>
-      <w:pPr>
-        <w:spacing w:after="0" w:before="0"/>
-      </w:pPr>
-      <w:r>
-        <w:rPr>
-          <w:b w:val="0"/>
-          <w:sz w:val="20"/>
-        </w:rPr>
-        <w:t>Positive Marks: 1</w:t>
-      </w:r>
-    </w:p>
-    <w:p>
-      <w:pPr>
-        <w:spacing w:after="160" w:before="0"/>
-      </w:pPr>
-      <w:r>
-        <w:rPr>
-          <w:b w:val="0"/>
-          <w:sz w:val="20"/>
-        </w:rPr>
-        <w:t>Negative Marks: 0.25</w:t>
-      </w:r>
-    </w:p>
-    <w:p>
-      <w:pPr>
-        <w:spacing w:after="20" w:before="120"/>
-      </w:pPr>
-      <w:r>
-        <w:rPr>
-          <w:b/>
-          <w:sz w:val="22"/>
-        </w:rPr>
-        <w:t>Question: A child having diarrhea shows sunken eyes and is eagerly thirsty. When milk is provided to the baby, it drinks it eagerly. Which type of dehydration is in this patient?</w:t>
-      </w:r>
-    </w:p>
-    <w:p>
-      <w:pPr>
-        <w:spacing w:after="0" w:before="0"/>
-      </w:pPr>
-      <w:r>
-        <w:rPr>
-          <w:b w:val="0"/>
-          <w:sz w:val="22"/>
-        </w:rPr>
-        <w:t>(a) Norma</w:t>
-      </w:r>
-    </w:p>
-    <w:p>
-      <w:pPr>
-        <w:spacing w:after="0" w:before="0"/>
-      </w:pPr>
-      <w:r>
-        <w:rPr>
-          <w:b w:val="0"/>
-          <w:sz w:val="22"/>
-        </w:rPr>
-        <w:t>(b) Mild dehydration</w:t>
-      </w:r>
-    </w:p>
-    <w:p>
-      <w:pPr>
-        <w:spacing w:after="0" w:before="0"/>
-      </w:pPr>
-      <w:r>
-        <w:rPr>
-          <w:b w:val="0"/>
-          <w:sz w:val="22"/>
-        </w:rPr>
-        <w:t>(c) Severe dehydration</w:t>
-      </w:r>
-    </w:p>
-    <w:p>
-      <w:pPr>
-        <w:spacing w:after="0" w:before="0"/>
-      </w:pPr>
-      <w:r>
-        <w:rPr>
-          <w:b w:val="0"/>
-          <w:sz w:val="22"/>
-        </w:rPr>
-        <w:t>(d) Moderate dehydration</w:t>
-      </w:r>
-    </w:p>
-    <w:p>
-      <w:pPr>
-        <w:spacing w:after="0" w:before="40"/>
-      </w:pPr>
-      <w:r>
-        <w:rPr>
-          <w:b/>
-          <w:sz w:val="22"/>
-        </w:rPr>
-        <w:t>Answer: d</w:t>
-      </w:r>
-    </w:p>
-    <w:p>
-      <w:pPr>
-        <w:spacing w:after="0" w:before="0"/>
-      </w:pPr>
-      <w:r>
-        <w:rPr>
-          <w:b w:val="0"/>
-          <w:sz w:val="21"/>
-        </w:rPr>
-        <w:t>Solution: Sunken eyes with eager drinking after offering fluids indicate moderate dehydration (Plan B: ORS).</w:t>
-      </w:r>
-    </w:p>
-    <w:p>
-      <w:pPr>
-        <w:spacing w:after="0" w:before="0"/>
-      </w:pPr>
-      <w:r>
-        <w:rPr>
-          <w:b w:val="0"/>
-          <w:sz w:val="20"/>
-        </w:rPr>
-        <w:t>Positive Marks: 1</w:t>
-      </w:r>
-    </w:p>
-    <w:p>
-      <w:pPr>
-        <w:spacing w:after="160" w:before="0"/>
-      </w:pPr>
-      <w:r>
-        <w:rPr>
-          <w:b w:val="0"/>
-          <w:sz w:val="20"/>
-        </w:rPr>
-        <w:t>Negative Marks: 0.25</w:t>
-      </w:r>
-    </w:p>
-    <w:p>
-      <w:pPr>
-        <w:spacing w:after="20" w:before="120"/>
-      </w:pPr>
-      <w:r>
-        <w:rPr>
-          <w:b/>
-          <w:sz w:val="22"/>
-        </w:rPr>
-        <w:t>Question: A client is admitted with deep partial-thickness burns over 40% of the body. What is the nurse's FIRST priority in the first 24 hours?</w:t>
-      </w:r>
-    </w:p>
-    <w:p>
-      <w:pPr>
-        <w:spacing w:after="0" w:before="0"/>
-      </w:pPr>
-      <w:r>
-        <w:rPr>
-          <w:b w:val="0"/>
-          <w:sz w:val="22"/>
-        </w:rPr>
-        <w:t>(a) High-calorie nutritional support</w:t>
-      </w:r>
-    </w:p>
-    <w:p>
-      <w:pPr>
-        <w:spacing w:after="0" w:before="0"/>
-      </w:pPr>
-      <w:r>
-        <w:rPr>
-          <w:b w:val="0"/>
-          <w:sz w:val="22"/>
-        </w:rPr>
-        <w:t>(b) Frequent dressing changes</w:t>
-      </w:r>
-    </w:p>
-    <w:p>
-      <w:pPr>
-        <w:spacing w:after="0" w:before="0"/>
-      </w:pPr>
-      <w:r>
-        <w:rPr>
-          <w:b w:val="0"/>
-          <w:sz w:val="22"/>
-        </w:rPr>
-        <w:t>(c) Initial burn wound debridement</w:t>
-      </w:r>
-    </w:p>
-    <w:p>
-      <w:pPr>
-        <w:spacing w:after="0" w:before="0"/>
-      </w:pPr>
-      <w:r>
-        <w:rPr>
-          <w:b w:val="0"/>
-          <w:sz w:val="22"/>
-        </w:rPr>
-        <w:t>(d) Airway assessment and fluid resuscitation</w:t>
-      </w:r>
-    </w:p>
-    <w:p>
-      <w:pPr>
-        <w:spacing w:after="0" w:before="40"/>
-      </w:pPr>
-      <w:r>
-        <w:rPr>
-          <w:b/>
-          <w:sz w:val="22"/>
-        </w:rPr>
-        <w:t>Answer: d</w:t>
-      </w:r>
-    </w:p>
-    <w:p>
-      <w:pPr>
-        <w:spacing w:after="0" w:before="0"/>
-      </w:pPr>
-      <w:r>
-        <w:rPr>
-          <w:b w:val="0"/>
-          <w:sz w:val="21"/>
-        </w:rPr>
-        <w:t>Solution: Inhalation injury is the greatest early threat, so the airway is assessed first; with the airway secured, aggressive fluid resuscitation is the priority in the first 24 hours to prevent hypovolemic shock.</w:t>
-      </w:r>
-    </w:p>
-    <w:p>
-      <w:pPr>
-        <w:spacing w:after="0" w:before="0"/>
-      </w:pPr>
-      <w:r>
-        <w:rPr>
-          <w:b w:val="0"/>
-          <w:sz w:val="20"/>
-        </w:rPr>
-        <w:t>Positive Marks: 1</w:t>
-      </w:r>
-    </w:p>
-    <w:p>
-      <w:pPr>
-        <w:spacing w:after="160" w:before="0"/>
-      </w:pPr>
-      <w:r>
-        <w:rPr>
-          <w:b w:val="0"/>
-          <w:sz w:val="20"/>
-        </w:rPr>
-        <w:t>Negative Marks: 0.25</w:t>
-      </w:r>
-    </w:p>
-    <w:p>
-      <w:pPr>
-        <w:spacing w:after="20" w:before="120"/>
-      </w:pPr>
-      <w:r>
-        <w:rPr>
-          <w:b/>
-          <w:sz w:val="22"/>
-        </w:rPr>
-        <w:t>Question: Which of the following should not be provided to the newborn in galactosemia?</w:t>
-      </w:r>
-    </w:p>
-    <w:p>
-      <w:pPr>
-        <w:spacing w:after="0" w:before="0"/>
-      </w:pPr>
-      <w:r>
-        <w:rPr>
-          <w:b w:val="0"/>
-          <w:sz w:val="22"/>
-        </w:rPr>
-        <w:t>(a) Milk</w:t>
-      </w:r>
-    </w:p>
-    <w:p>
-      <w:pPr>
-        <w:spacing w:after="0" w:before="0"/>
-      </w:pPr>
-      <w:r>
-        <w:rPr>
-          <w:b w:val="0"/>
-          <w:sz w:val="22"/>
-        </w:rPr>
-        <w:t>(b) Starch</w:t>
-      </w:r>
-    </w:p>
-    <w:p>
-      <w:pPr>
-        <w:spacing w:after="0" w:before="0"/>
-      </w:pPr>
-      <w:r>
-        <w:rPr>
-          <w:b w:val="0"/>
-          <w:sz w:val="22"/>
-        </w:rPr>
-        <w:t>(c) Gluten</w:t>
-      </w:r>
-    </w:p>
-    <w:p>
-      <w:pPr>
-        <w:spacing w:after="0" w:before="0"/>
-      </w:pPr>
-      <w:r>
-        <w:rPr>
-          <w:b w:val="0"/>
-          <w:sz w:val="22"/>
-        </w:rPr>
-        <w:t>(d) Glycogen</w:t>
-      </w:r>
-    </w:p>
-    <w:p>
-      <w:pPr>
-        <w:spacing w:after="0" w:before="40"/>
-      </w:pPr>
-      <w:r>
-        <w:rPr>
-          <w:b/>
-          <w:sz w:val="22"/>
-        </w:rPr>
-        <w:t>Answer: a</w:t>
-      </w:r>
-    </w:p>
-    <w:p>
-      <w:pPr>
-        <w:spacing w:after="0" w:before="0"/>
-      </w:pPr>
-      <w:r>
-        <w:rPr>
-          <w:b w:val="0"/>
-          <w:sz w:val="21"/>
-        </w:rPr>
-        <w:t>Solution: In galactosemia, milk (lactose) must be avoided as the infant cannot metabolise galactose.</w:t>
-      </w:r>
-    </w:p>
-    <w:p>
-      <w:pPr>
-        <w:spacing w:after="0" w:before="0"/>
-      </w:pPr>
-      <w:r>
-        <w:rPr>
-          <w:b w:val="0"/>
-          <w:sz w:val="20"/>
-        </w:rPr>
-        <w:t>Positive Marks: 1</w:t>
-      </w:r>
-    </w:p>
-    <w:p>
-      <w:pPr>
-        <w:spacing w:after="160" w:before="0"/>
-      </w:pPr>
-      <w:r>
-        <w:rPr>
-          <w:b w:val="0"/>
-          <w:sz w:val="20"/>
-        </w:rPr>
-        <w:t>Negative Marks: 0.25</w:t>
-      </w:r>
-    </w:p>
-    <w:p>
-      <w:pPr>
-        <w:spacing w:after="20" w:before="120"/>
-      </w:pPr>
-      <w:r>
-        <w:rPr>
-          <w:b/>
-          <w:sz w:val="22"/>
-        </w:rPr>
-        <w:t>Question: A patient in the post-op area after having a right side mastectomy. What should be the priority care for this patient?</w:t>
-      </w:r>
-    </w:p>
-    <w:p>
-      <w:pPr>
-        <w:spacing w:after="0" w:before="0"/>
-      </w:pPr>
-      <w:r>
-        <w:rPr>
-          <w:b w:val="0"/>
-          <w:sz w:val="22"/>
-        </w:rPr>
-        <w:t>(a) Take BP from right side</w:t>
-      </w:r>
-    </w:p>
-    <w:p>
-      <w:pPr>
-        <w:spacing w:after="0" w:before="0"/>
-      </w:pPr>
-      <w:r>
-        <w:rPr>
-          <w:b w:val="0"/>
-          <w:sz w:val="22"/>
-        </w:rPr>
-        <w:t>(b) Take BP from left side</w:t>
-      </w:r>
-    </w:p>
-    <w:p>
-      <w:pPr>
-        <w:spacing w:after="0" w:before="0"/>
-      </w:pPr>
-      <w:r>
-        <w:rPr>
-          <w:b w:val="0"/>
-          <w:sz w:val="22"/>
-        </w:rPr>
-        <w:t>(c) Attach pulse oximetry on right side</w:t>
-      </w:r>
-    </w:p>
-    <w:p>
-      <w:pPr>
-        <w:spacing w:after="0" w:before="0"/>
-      </w:pPr>
-      <w:r>
-        <w:rPr>
-          <w:b w:val="0"/>
-          <w:sz w:val="22"/>
-        </w:rPr>
-        <w:t>(d) Attach pulse oximetry on left side</w:t>
-      </w:r>
-    </w:p>
-    <w:p>
-      <w:pPr>
-        <w:spacing w:after="0" w:before="40"/>
-      </w:pPr>
-      <w:r>
-        <w:rPr>
-          <w:b/>
-          <w:sz w:val="22"/>
-        </w:rPr>
-        <w:t>Answer: b</w:t>
-      </w:r>
-    </w:p>
-    <w:p>
-      <w:pPr>
-        <w:spacing w:after="0" w:before="0"/>
-      </w:pPr>
-      <w:r>
-        <w:rPr>
-          <w:b w:val="0"/>
-          <w:sz w:val="21"/>
-        </w:rPr>
-        <w:t>Solution: After right-sided mastectomy, BP is taken from the left side (right arm is at risk of lymphoedema).</w:t>
-      </w:r>
-    </w:p>
-    <w:p>
-      <w:pPr>
-        <w:spacing w:after="0" w:before="0"/>
-      </w:pPr>
-      <w:r>
-        <w:rPr>
-          <w:b w:val="0"/>
-          <w:sz w:val="20"/>
-        </w:rPr>
-        <w:t>Positive Marks: 1</w:t>
-      </w:r>
-    </w:p>
-    <w:p>
-      <w:pPr>
-        <w:spacing w:after="160" w:before="0"/>
-      </w:pPr>
-      <w:r>
-        <w:rPr>
-          <w:b w:val="0"/>
-          <w:sz w:val="20"/>
-        </w:rPr>
-        <w:t>Negative Marks: 0.25</w:t>
-      </w:r>
-    </w:p>
-    <w:p>
-      <w:pPr>
-        <w:spacing w:after="20" w:before="120"/>
-      </w:pPr>
-      <w:r>
-        <w:rPr>
-          <w:b/>
-          <w:sz w:val="22"/>
-        </w:rPr>
-        <w:t>Question: What is the dose of iron-folic acid (IFA) prescribed for pregnant women in the Anaemia Mukht Bharat campaign?</w:t>
-      </w:r>
-    </w:p>
-    <w:p>
-      <w:pPr>
-        <w:spacing w:after="0" w:before="0"/>
-      </w:pPr>
-      <w:r>
-        <w:rPr>
-          <w:b w:val="0"/>
-          <w:sz w:val="22"/>
-        </w:rPr>
-        <w:t>(a) 20 mg 150 mg</w:t>
-      </w:r>
-    </w:p>
-    <w:p>
-      <w:pPr>
-        <w:spacing w:after="0" w:before="0"/>
-      </w:pPr>
-      <w:r>
-        <w:rPr>
-          <w:b w:val="0"/>
-          <w:sz w:val="22"/>
-        </w:rPr>
-        <w:t>(b) 100 mg 250 mg</w:t>
-      </w:r>
-    </w:p>
-    <w:p>
-      <w:pPr>
-        <w:spacing w:after="0" w:before="0"/>
-      </w:pPr>
-      <w:r>
-        <w:rPr>
-          <w:b w:val="0"/>
-          <w:sz w:val="22"/>
-        </w:rPr>
-        <w:t>(c) 60 mg 500 mcg</w:t>
-      </w:r>
-    </w:p>
-    <w:p>
-      <w:pPr>
-        <w:spacing w:after="0" w:before="0"/>
-      </w:pPr>
-      <w:r>
-        <w:rPr>
-          <w:b w:val="0"/>
-          <w:sz w:val="22"/>
-        </w:rPr>
-        <w:t>(d) 30 mg 200 mg</w:t>
-      </w:r>
-    </w:p>
-    <w:p>
-      <w:pPr>
-        <w:spacing w:after="0" w:before="40"/>
-      </w:pPr>
-      <w:r>
-        <w:rPr>
-          <w:b/>
-          <w:sz w:val="22"/>
-        </w:rPr>
-        <w:t>Answer: c</w:t>
-      </w:r>
-    </w:p>
-    <w:p>
-      <w:pPr>
-        <w:spacing w:after="0" w:before="0"/>
-      </w:pPr>
-      <w:r>
-        <w:rPr>
-          <w:b w:val="0"/>
-          <w:sz w:val="21"/>
-        </w:rPr>
-        <w:t>Solution: In the Anaemia Mukht Bharat campaign, the recommended dose of iron-folic acid (IFA) prescribed for pregnant women is 60 mg of elemental iron and 500 mcg of folic acid (option d). Anaemia is a common health issue during pregnancy, and IFA supplementation is an essential intervention to prevent and treat iron deficiency anaemia. The Anaemia Mukht Bharat campaign is a national program in India aimed at combating anaemia among pregnant women. The recommended IFA dose provided through this program ensures adequate iron and folic acid intake, promoting healthy pregnancies and reducing the prevalence of anaemia.</w:t>
-      </w:r>
-    </w:p>
-    <w:p>
-      <w:pPr>
-        <w:spacing w:after="0" w:before="0"/>
-      </w:pPr>
-      <w:r>
-        <w:rPr>
-          <w:b w:val="0"/>
-          <w:sz w:val="20"/>
-        </w:rPr>
-        <w:t>Positive Marks: 1</w:t>
-      </w:r>
-    </w:p>
-    <w:p>
-      <w:pPr>
-        <w:spacing w:after="160" w:before="0"/>
-      </w:pPr>
-      <w:r>
-        <w:rPr>
-          <w:b w:val="0"/>
-          <w:sz w:val="20"/>
-        </w:rPr>
-        <w:t>Negative Marks: 0.25</w:t>
-      </w:r>
-    </w:p>
-    <w:p>
-      <w:pPr>
-        <w:spacing w:after="20" w:before="120"/>
-      </w:pPr>
-      <w:r>
-        <w:rPr>
-          <w:b/>
-          <w:sz w:val="22"/>
-        </w:rPr>
-        <w:t>Question: Where is the global headquarters of the World Health Organization (WHO) situated?</w:t>
-      </w:r>
-    </w:p>
-    <w:p>
-      <w:pPr>
-        <w:spacing w:after="0" w:before="0"/>
-      </w:pPr>
-      <w:r>
-        <w:rPr>
-          <w:b w:val="0"/>
-          <w:sz w:val="22"/>
-        </w:rPr>
-        <w:t>(a) Paris, France</w:t>
-      </w:r>
-    </w:p>
-    <w:p>
-      <w:pPr>
-        <w:spacing w:after="0" w:before="0"/>
-      </w:pPr>
-      <w:r>
-        <w:rPr>
-          <w:b w:val="0"/>
-          <w:sz w:val="22"/>
-        </w:rPr>
-        <w:t>(b) Geneva, Switzerland</w:t>
-      </w:r>
-    </w:p>
-    <w:p>
-      <w:pPr>
-        <w:spacing w:after="0" w:before="0"/>
-      </w:pPr>
-      <w:r>
-        <w:rPr>
-          <w:b w:val="0"/>
-          <w:sz w:val="22"/>
-        </w:rPr>
-        <w:t>(c) Washington D.C., USA</w:t>
-      </w:r>
-    </w:p>
-    <w:p>
-      <w:pPr>
-        <w:spacing w:after="0" w:before="0"/>
-      </w:pPr>
-      <w:r>
-        <w:rPr>
-          <w:b w:val="0"/>
-          <w:sz w:val="22"/>
-        </w:rPr>
-        <w:t>(d) Rome, Italy</w:t>
-      </w:r>
-    </w:p>
-    <w:p>
-      <w:pPr>
-        <w:spacing w:after="0" w:before="40"/>
-      </w:pPr>
-      <w:r>
-        <w:rPr>
-          <w:b/>
-          <w:sz w:val="22"/>
-        </w:rPr>
-        <w:t>Answer: b</w:t>
-      </w:r>
-    </w:p>
-    <w:p>
-      <w:pPr>
-        <w:spacing w:after="0" w:before="0"/>
-      </w:pPr>
-      <w:r>
-        <w:rPr>
-          <w:b w:val="0"/>
-          <w:sz w:val="21"/>
-        </w:rPr>
-        <w:t>Solution: The World Health Organization (WHO) was founded in 1948 and its global headquarters is located in Geneva, Switzerland.</w:t>
-      </w:r>
-    </w:p>
-    <w:p>
-      <w:pPr>
-        <w:spacing w:after="0" w:before="0"/>
-      </w:pPr>
-      <w:r>
-        <w:rPr>
-          <w:b w:val="0"/>
-          <w:sz w:val="20"/>
-        </w:rPr>
-        <w:t>Positive Marks: 1</w:t>
-      </w:r>
-    </w:p>
-    <w:p>
-      <w:pPr>
-        <w:spacing w:after="160" w:before="0"/>
-      </w:pPr>
-      <w:r>
-        <w:rPr>
-          <w:b w:val="0"/>
-          <w:sz w:val="20"/>
-        </w:rPr>
-        <w:t>Negative Marks: 0.25</w:t>
-      </w:r>
-    </w:p>
-    <w:p>
-      <w:pPr>
-        <w:spacing w:after="20" w:before="120"/>
-      </w:pPr>
-      <w:r>
-        <w:rPr>
-          <w:b/>
-          <w:sz w:val="22"/>
-        </w:rPr>
-        <w:t>Question: The criteria for low birth weight baby</w:t>
-      </w:r>
-    </w:p>
-    <w:p>
-      <w:pPr>
-        <w:spacing w:after="0" w:before="0"/>
-      </w:pPr>
-      <w:r>
-        <w:rPr>
-          <w:b w:val="0"/>
-          <w:sz w:val="22"/>
-        </w:rPr>
-        <w:t>(a) 1 kg</w:t>
-      </w:r>
-    </w:p>
-    <w:p>
-      <w:pPr>
-        <w:spacing w:after="0" w:before="0"/>
-      </w:pPr>
-      <w:r>
-        <w:rPr>
-          <w:b w:val="0"/>
-          <w:sz w:val="22"/>
-        </w:rPr>
-        <w:t>(b) 2.5 kg</w:t>
-      </w:r>
-    </w:p>
-    <w:p>
-      <w:pPr>
-        <w:spacing w:after="0" w:before="0"/>
-      </w:pPr>
-      <w:r>
-        <w:rPr>
-          <w:b w:val="0"/>
-          <w:sz w:val="22"/>
-        </w:rPr>
-        <w:t>(c) 3 kg</w:t>
-      </w:r>
-    </w:p>
-    <w:p>
-      <w:pPr>
-        <w:spacing w:after="0" w:before="0"/>
-      </w:pPr>
-      <w:r>
-        <w:rPr>
-          <w:b w:val="0"/>
-          <w:sz w:val="22"/>
-        </w:rPr>
-        <w:t>(d) 1.5 kg</w:t>
-      </w:r>
-    </w:p>
-    <w:p>
-      <w:pPr>
-        <w:spacing w:after="0" w:before="40"/>
-      </w:pPr>
-      <w:r>
-        <w:rPr>
-          <w:b/>
-          <w:sz w:val="22"/>
-        </w:rPr>
-        <w:t>Answer: b</w:t>
-      </w:r>
-    </w:p>
-    <w:p>
-      <w:pPr>
-        <w:spacing w:after="0" w:before="0"/>
-      </w:pPr>
-      <w:r>
-        <w:rPr>
-          <w:b w:val="0"/>
-          <w:sz w:val="21"/>
-        </w:rPr>
-        <w:t>Solution: Low birth weight is defined as birth weight below 2.5 kg (2500 g) regardless of gestational age.</w:t>
-      </w:r>
-    </w:p>
-    <w:p>
-      <w:pPr>
-        <w:spacing w:after="0" w:before="0"/>
-      </w:pPr>
-      <w:r>
-        <w:rPr>
-          <w:b w:val="0"/>
-          <w:sz w:val="20"/>
-        </w:rPr>
-        <w:t>Positive Marks: 1</w:t>
-      </w:r>
-    </w:p>
-    <w:p>
-      <w:pPr>
-        <w:spacing w:after="160" w:before="0"/>
-      </w:pPr>
-      <w:r>
-        <w:rPr>
-          <w:b w:val="0"/>
-          <w:sz w:val="20"/>
-        </w:rPr>
-        <w:t>Negative Marks: 0.25</w:t>
-      </w:r>
-    </w:p>
-    <w:p>
-      <w:pPr>
-        <w:spacing w:after="20" w:before="120"/>
-      </w:pPr>
-      <w:r>
-        <w:rPr>
-          <w:b/>
-          <w:sz w:val="22"/>
-        </w:rPr>
-        <w:t>Question: SSPE complication occurs from which disease?</w:t>
-      </w:r>
-    </w:p>
-    <w:p>
-      <w:pPr>
-        <w:spacing w:after="0" w:before="0"/>
-      </w:pPr>
-      <w:r>
-        <w:rPr>
-          <w:b w:val="0"/>
-          <w:sz w:val="22"/>
-        </w:rPr>
-        <w:t>(a) Chickenpox</w:t>
-      </w:r>
-    </w:p>
-    <w:p>
-      <w:pPr>
-        <w:spacing w:after="0" w:before="0"/>
-      </w:pPr>
-      <w:r>
-        <w:rPr>
-          <w:b w:val="0"/>
-          <w:sz w:val="22"/>
-        </w:rPr>
-        <w:t>(b) Rubella</w:t>
-      </w:r>
-    </w:p>
-    <w:p>
-      <w:pPr>
-        <w:spacing w:after="0" w:before="0"/>
-      </w:pPr>
-      <w:r>
-        <w:rPr>
-          <w:b w:val="0"/>
-          <w:sz w:val="22"/>
-        </w:rPr>
-        <w:t>(c) Measles</w:t>
-      </w:r>
-    </w:p>
-    <w:p>
-      <w:pPr>
-        <w:spacing w:after="0" w:before="0"/>
-      </w:pPr>
-      <w:r>
-        <w:rPr>
-          <w:b w:val="0"/>
-          <w:sz w:val="22"/>
-        </w:rPr>
-        <w:t>(d) Dengue</w:t>
-      </w:r>
-    </w:p>
-    <w:p>
-      <w:pPr>
-        <w:spacing w:after="0" w:before="40"/>
-      </w:pPr>
-      <w:r>
-        <w:rPr>
-          <w:b/>
-          <w:sz w:val="22"/>
-        </w:rPr>
-        <w:t>Answer: c</w:t>
-      </w:r>
-    </w:p>
-    <w:p>
-      <w:pPr>
-        <w:spacing w:after="0" w:before="0"/>
-      </w:pPr>
-      <w:r>
-        <w:rPr>
-          <w:b w:val="0"/>
-          <w:sz w:val="21"/>
-        </w:rPr>
-        <w:t>Solution: SSPE (Subacute Sclerosing Panencephalitis) is a complication that occurs from the measles virus (option A). SSPE is a rare but serious progressive neurological disorder that affects individuals who have had measles infection, usually occurring several years after the initial infection. It is characterized by inflammation and degeneration of the brain. The exact cause of SSPE is not fully understood, but it is believed to result from persistent measles virus infection in the brain. Vaccination against measles is crucial for preventing SSPE and other complications associated with measles infection.</w:t>
-      </w:r>
-    </w:p>
-    <w:p>
-      <w:pPr>
-        <w:spacing w:after="0" w:before="0"/>
-      </w:pPr>
-      <w:r>
-        <w:rPr>
-          <w:b w:val="0"/>
-          <w:sz w:val="20"/>
-        </w:rPr>
-        <w:t>Positive Marks: 1</w:t>
-      </w:r>
-    </w:p>
-    <w:p>
-      <w:pPr>
-        <w:spacing w:after="160" w:before="0"/>
-      </w:pPr>
-      <w:r>
-        <w:rPr>
-          <w:b w:val="0"/>
-          <w:sz w:val="20"/>
-        </w:rPr>
-        <w:t>Negative Marks: 0.25</w:t>
-      </w:r>
-    </w:p>
-    <w:p>
-      <w:pPr>
-        <w:spacing w:after="20" w:before="120"/>
-      </w:pPr>
-      <w:r>
-        <w:rPr>
-          <w:b/>
-          <w:sz w:val="22"/>
-        </w:rPr>
-        <w:t>Question: In the emergency department, during CPR of a neonate, the on-duty nurse is unable to access a venous site. What is the priority next action?</w:t>
-      </w:r>
-    </w:p>
-    <w:p>
-      <w:pPr>
-        <w:spacing w:after="0" w:before="0"/>
-      </w:pPr>
-      <w:r>
-        <w:rPr>
-          <w:b w:val="0"/>
-          <w:sz w:val="22"/>
-        </w:rPr>
-        <w:t>(a) Direct injection into an artery</w:t>
-      </w:r>
-    </w:p>
-    <w:p>
-      <w:pPr>
-        <w:spacing w:after="0" w:before="0"/>
-      </w:pPr>
-      <w:r>
-        <w:rPr>
-          <w:b w:val="0"/>
-          <w:sz w:val="22"/>
-        </w:rPr>
-        <w:t>(b) Direct injection into the intraosseous space of the tibia</w:t>
-      </w:r>
-    </w:p>
-    <w:p>
-      <w:pPr>
-        <w:spacing w:after="0" w:before="0"/>
-      </w:pPr>
-      <w:r>
-        <w:rPr>
-          <w:b w:val="0"/>
-          <w:sz w:val="22"/>
-        </w:rPr>
-        <w:t>(c) Plan for a central line</w:t>
-      </w:r>
-    </w:p>
-    <w:p>
-      <w:pPr>
-        <w:spacing w:after="0" w:before="0"/>
-      </w:pPr>
-      <w:r>
-        <w:rPr>
-          <w:b w:val="0"/>
-          <w:sz w:val="22"/>
-        </w:rPr>
-        <w:t>(d) Cut down and inject directly</w:t>
-      </w:r>
-    </w:p>
-    <w:p>
-      <w:pPr>
-        <w:spacing w:after="0" w:before="40"/>
-      </w:pPr>
-      <w:r>
-        <w:rPr>
-          <w:b/>
-          <w:sz w:val="22"/>
-        </w:rPr>
-        <w:t>Answer: b</w:t>
-      </w:r>
-    </w:p>
-    <w:p>
-      <w:pPr>
-        <w:spacing w:after="0" w:before="0"/>
-      </w:pPr>
-      <w:r>
-        <w:rPr>
-          <w:b w:val="0"/>
-          <w:sz w:val="21"/>
-        </w:rPr>
-        <w:t>Solution: If venous access cannot be established within 90 seconds (3 attempts) during neonatal resuscitation, intraosseous (IO) access is the preferred alternative route for drugs and fluids.</w:t>
-      </w:r>
-    </w:p>
-    <w:p>
-      <w:pPr>
-        <w:spacing w:after="0" w:before="0"/>
-      </w:pPr>
-      <w:r>
-        <w:rPr>
-          <w:b w:val="0"/>
-          <w:sz w:val="20"/>
-        </w:rPr>
-        <w:t>Positive Marks: 1</w:t>
-      </w:r>
-    </w:p>
-    <w:p>
-      <w:pPr>
-        <w:spacing w:after="160" w:before="0"/>
-      </w:pPr>
-      <w:r>
-        <w:rPr>
-          <w:b w:val="0"/>
-          <w:sz w:val="20"/>
-        </w:rPr>
-        <w:t>Negative Marks: 0.25</w:t>
-      </w:r>
-    </w:p>
-    <w:p>
-      <w:pPr>
-        <w:spacing w:after="20" w:before="120"/>
-      </w:pPr>
-      <w:r>
-        <w:rPr>
-          <w:b/>
-          <w:sz w:val="22"/>
-        </w:rPr>
-        <w:t>Question: What is the most common cause of neonatal mortality in India?</w:t>
-      </w:r>
-    </w:p>
-    <w:p>
-      <w:pPr>
-        <w:spacing w:after="0" w:before="0"/>
-      </w:pPr>
-      <w:r>
-        <w:rPr>
-          <w:b w:val="0"/>
-          <w:sz w:val="22"/>
-        </w:rPr>
-        <w:t>(a) Anaemia</w:t>
-      </w:r>
-    </w:p>
-    <w:p>
-      <w:pPr>
-        <w:spacing w:after="0" w:before="0"/>
-      </w:pPr>
-      <w:r>
-        <w:rPr>
-          <w:b w:val="0"/>
-          <w:sz w:val="22"/>
-        </w:rPr>
-        <w:t>(b) Birth trauma</w:t>
-      </w:r>
-    </w:p>
-    <w:p>
-      <w:pPr>
-        <w:spacing w:after="0" w:before="0"/>
-      </w:pPr>
-      <w:r>
-        <w:rPr>
-          <w:b w:val="0"/>
-          <w:sz w:val="22"/>
-        </w:rPr>
-        <w:t>(c) Diarrhoea</w:t>
-      </w:r>
-    </w:p>
-    <w:p>
-      <w:pPr>
-        <w:spacing w:after="0" w:before="0"/>
-      </w:pPr>
-      <w:r>
-        <w:rPr>
-          <w:b w:val="0"/>
-          <w:sz w:val="22"/>
-        </w:rPr>
-        <w:t>(d) Prematurity</w:t>
-      </w:r>
-    </w:p>
-    <w:p>
-      <w:pPr>
-        <w:spacing w:after="0" w:before="40"/>
-      </w:pPr>
-      <w:r>
-        <w:rPr>
-          <w:b/>
-          <w:sz w:val="22"/>
-        </w:rPr>
-        <w:t>Answer: d</w:t>
-      </w:r>
-    </w:p>
-    <w:p>
-      <w:pPr>
-        <w:spacing w:after="0" w:before="0"/>
-      </w:pPr>
-      <w:r>
-        <w:rPr>
-          <w:b w:val="0"/>
-          <w:sz w:val="21"/>
-        </w:rPr>
-        <w:t>Solution: The most common cause of neonatal mortality in India is prematurity. Prematurity refers to babies born before completing 37 weeks of gestation. It is a significant public health issue in India, contributing to a substantial number of neonatal deaths. Premature babies often face numerous health challenges due to their underdeveloped organ systems, including respiratory distress syndrome, infections, and complications related to temperature regulation and feeding. Improving prenatal care, promoting maternal health, and ensuring access to appropriate neonatal care are crucial in reducing neonatal mortality rates associated with prematurity.</w:t>
-      </w:r>
-    </w:p>
-    <w:p>
-      <w:pPr>
-        <w:spacing w:after="0" w:before="0"/>
-      </w:pPr>
-      <w:r>
-        <w:rPr>
-          <w:b w:val="0"/>
-          <w:sz w:val="20"/>
-        </w:rPr>
-        <w:t>Positive Marks: 1</w:t>
-      </w:r>
-    </w:p>
-    <w:p>
-      <w:pPr>
-        <w:spacing w:after="160" w:before="0"/>
-      </w:pPr>
-      <w:r>
-        <w:rPr>
-          <w:b w:val="0"/>
-          <w:sz w:val="20"/>
-        </w:rPr>
-        <w:t>Negative Marks: 0.25</w:t>
-      </w:r>
-    </w:p>
-    <w:p>
-      <w:pPr>
-        <w:spacing w:after="20" w:before="120"/>
-      </w:pPr>
-      <w:r>
-        <w:rPr>
-          <w:b/>
-          <w:sz w:val="22"/>
-        </w:rPr>
-        <w:t>Question: Which is the similar to Command?</w:t>
-      </w:r>
-    </w:p>
-    <w:p>
-      <w:pPr>
-        <w:spacing w:after="0" w:before="0"/>
-      </w:pPr>
-      <w:r>
-        <w:rPr>
-          <w:b w:val="0"/>
-          <w:sz w:val="22"/>
-        </w:rPr>
-        <w:t>(a) Lead</w:t>
-      </w:r>
-    </w:p>
-    <w:p>
-      <w:pPr>
-        <w:spacing w:after="0" w:before="0"/>
-      </w:pPr>
-      <w:r>
-        <w:rPr>
-          <w:b w:val="0"/>
-          <w:sz w:val="22"/>
-        </w:rPr>
-        <w:t>(b) Supervise</w:t>
-      </w:r>
-    </w:p>
-    <w:p>
-      <w:pPr>
-        <w:spacing w:after="0" w:before="0"/>
-      </w:pPr>
-      <w:r>
-        <w:rPr>
-          <w:b w:val="0"/>
-          <w:sz w:val="22"/>
-        </w:rPr>
-        <w:t>(c) Direction</w:t>
-      </w:r>
-    </w:p>
-    <w:p>
-      <w:pPr>
-        <w:spacing w:after="0" w:before="0"/>
-      </w:pPr>
-      <w:r>
-        <w:rPr>
-          <w:b w:val="0"/>
-          <w:sz w:val="22"/>
-        </w:rPr>
-        <w:t>(d) Manage</w:t>
-      </w:r>
-    </w:p>
-    <w:p>
-      <w:pPr>
-        <w:spacing w:after="0" w:before="40"/>
-      </w:pPr>
-      <w:r>
-        <w:rPr>
-          <w:b/>
-          <w:sz w:val="22"/>
-        </w:rPr>
-        <w:t>Answer: c</w:t>
-      </w:r>
-    </w:p>
-    <w:p>
-      <w:pPr>
-        <w:spacing w:after="0" w:before="0"/>
-      </w:pPr>
-      <w:r>
-        <w:rPr>
-          <w:b w:val="0"/>
-          <w:sz w:val="21"/>
-        </w:rPr>
-        <w:t>Solution: The term similar to "command" among the given options is "direction." Command and direction are closely related terms that involve instructing or guiding others in a particular course of action. In the context of management or leadership, providing direction implies giving clear instructions, guidance, or orders to ensure that tasks are carried out effectively and goals are achieved.</w:t>
-      </w:r>
-    </w:p>
-    <w:p>
-      <w:pPr>
-        <w:spacing w:after="0" w:before="0"/>
-      </w:pPr>
-      <w:r>
-        <w:rPr>
-          <w:b w:val="0"/>
-          <w:sz w:val="20"/>
-        </w:rPr>
-        <w:t>Positive Marks: 1</w:t>
-      </w:r>
-    </w:p>
-    <w:p>
-      <w:pPr>
-        <w:spacing w:after="160" w:before="0"/>
-      </w:pPr>
-      <w:r>
-        <w:rPr>
-          <w:b w:val="0"/>
-          <w:sz w:val="20"/>
-        </w:rPr>
-        <w:t>Negative Marks: 0.25</w:t>
-      </w:r>
-    </w:p>
-    <w:p>
-      <w:pPr>
-        <w:spacing w:after="20" w:before="120"/>
-      </w:pPr>
-      <w:r>
-        <w:rPr>
-          <w:b/>
-          <w:sz w:val="22"/>
-        </w:rPr>
-        <w:t>Question: Bone marrow aspiration in children</w:t>
-      </w:r>
-    </w:p>
-    <w:p>
-      <w:pPr>
-        <w:spacing w:after="0" w:before="0"/>
-      </w:pPr>
-      <w:r>
-        <w:rPr>
-          <w:b w:val="0"/>
-          <w:sz w:val="22"/>
-        </w:rPr>
-        <w:t>(a) Posterior Superior iliac crest</w:t>
-      </w:r>
-    </w:p>
-    <w:p>
-      <w:pPr>
-        <w:spacing w:after="0" w:before="0"/>
-      </w:pPr>
-      <w:r>
-        <w:rPr>
-          <w:b w:val="0"/>
-          <w:sz w:val="22"/>
-        </w:rPr>
-        <w:t>(b) Proximal tibia</w:t>
-      </w:r>
-    </w:p>
-    <w:p>
-      <w:pPr>
-        <w:spacing w:after="0" w:before="0"/>
-      </w:pPr>
-      <w:r>
-        <w:rPr>
-          <w:b w:val="0"/>
-          <w:sz w:val="22"/>
-        </w:rPr>
-        <w:t>(c) Sternum</w:t>
-      </w:r>
-    </w:p>
-    <w:p>
-      <w:pPr>
-        <w:spacing w:after="0" w:before="0"/>
-      </w:pPr>
-      <w:r>
-        <w:rPr>
-          <w:b w:val="0"/>
-          <w:sz w:val="22"/>
-        </w:rPr>
-        <w:t>(d) Ribs</w:t>
-      </w:r>
-    </w:p>
-    <w:p>
-      <w:pPr>
-        <w:spacing w:after="0" w:before="40"/>
-      </w:pPr>
-      <w:r>
-        <w:rPr>
-          <w:b/>
-          <w:sz w:val="22"/>
-        </w:rPr>
-        <w:t>Answer: a</w:t>
-      </w:r>
-    </w:p>
-    <w:p>
-      <w:pPr>
-        <w:spacing w:after="0" w:before="0"/>
-      </w:pPr>
-      <w:r>
-        <w:rPr>
-          <w:b w:val="0"/>
-          <w:sz w:val="21"/>
-        </w:rPr>
-        <w:t>Solution: Bone marrow aspiration in children is preferably done from the posterior superior iliac crest (sternum is avoided in children).</w:t>
-      </w:r>
-    </w:p>
-    <w:p>
-      <w:pPr>
-        <w:spacing w:after="0" w:before="0"/>
-      </w:pPr>
-      <w:r>
-        <w:rPr>
-          <w:b w:val="0"/>
-          <w:sz w:val="20"/>
-        </w:rPr>
-        <w:t>Positive Marks: 1</w:t>
-      </w:r>
-    </w:p>
-    <w:p>
-      <w:pPr>
-        <w:spacing w:after="160" w:before="0"/>
-      </w:pPr>
-      <w:r>
-        <w:rPr>
-          <w:b w:val="0"/>
-          <w:sz w:val="20"/>
-        </w:rPr>
-        <w:t>Negative Marks: 0.25</w:t>
-      </w:r>
-    </w:p>
-    <w:p>
-      <w:pPr>
-        <w:spacing w:after="20" w:before="120"/>
-      </w:pPr>
-      <w:r>
-        <w:rPr>
-          <w:b/>
-          <w:sz w:val="22"/>
-        </w:rPr>
-        <w:t>Question: What does DPT stand for?</w:t>
-      </w:r>
-    </w:p>
-    <w:p>
-      <w:pPr>
-        <w:spacing w:after="0" w:before="0"/>
-      </w:pPr>
-      <w:r>
-        <w:rPr>
-          <w:b w:val="0"/>
-          <w:sz w:val="22"/>
-        </w:rPr>
-        <w:t>(a) Diphtheria, pertussis, TB</w:t>
-      </w:r>
-    </w:p>
-    <w:p>
-      <w:pPr>
-        <w:spacing w:after="0" w:before="0"/>
-      </w:pPr>
-      <w:r>
-        <w:rPr>
-          <w:b w:val="0"/>
-          <w:sz w:val="22"/>
-        </w:rPr>
-        <w:t>(b) Diphtheria, pertussis, tetany</w:t>
-      </w:r>
-    </w:p>
-    <w:p>
-      <w:pPr>
-        <w:spacing w:after="0" w:before="0"/>
-      </w:pPr>
-      <w:r>
-        <w:rPr>
-          <w:b w:val="0"/>
-          <w:sz w:val="22"/>
-        </w:rPr>
-        <w:t>(c) Diphtheria, polio, tetanus</w:t>
-      </w:r>
-    </w:p>
-    <w:p>
-      <w:pPr>
-        <w:spacing w:after="0" w:before="0"/>
-      </w:pPr>
-      <w:r>
-        <w:rPr>
-          <w:b w:val="0"/>
-          <w:sz w:val="22"/>
-        </w:rPr>
-        <w:t>(d) Diphtheria, pertussis, tetanus</w:t>
-      </w:r>
-    </w:p>
-    <w:p>
-      <w:pPr>
-        <w:spacing w:after="0" w:before="40"/>
-      </w:pPr>
-      <w:r>
-        <w:rPr>
-          <w:b/>
-          <w:sz w:val="22"/>
-        </w:rPr>
-        <w:t>Answer: d</w:t>
-      </w:r>
-    </w:p>
-    <w:p>
-      <w:pPr>
-        <w:spacing w:after="0" w:before="0"/>
-      </w:pPr>
-      <w:r>
-        <w:rPr>
-          <w:b w:val="0"/>
-          <w:sz w:val="21"/>
-        </w:rPr>
-        <w:t>Solution: DPT stands for diphtheria, pertussis, tetanus (option a). DPT refers to a combination vaccine that protects against these three diseases. Diphtheria is a bacterial infection that can cause severe respiratory symptoms and complications. Pertussis, also known as whooping cough, is a highly contagious respiratory infection. Tetanus, commonly referred to as lockjaw, is a potentially fatal bacterial infection that affects the muscles and nerves. The DPT vaccine is administered in multiple doses to provide immunity against these diseases, particularly in childhood. It is an essential component of routine immunization programs worldwide.</w:t>
-      </w:r>
-    </w:p>
-    <w:p>
-      <w:pPr>
-        <w:spacing w:after="0" w:before="0"/>
-      </w:pPr>
-      <w:r>
-        <w:rPr>
-          <w:b w:val="0"/>
-          <w:sz w:val="20"/>
-        </w:rPr>
-        <w:t>Positive Marks: 1</w:t>
-      </w:r>
-    </w:p>
-    <w:p>
-      <w:pPr>
-        <w:spacing w:after="160" w:before="0"/>
-      </w:pPr>
-      <w:r>
-        <w:rPr>
-          <w:b w:val="0"/>
-          <w:sz w:val="20"/>
-        </w:rPr>
-        <w:t>Negative Marks: 0.25</w:t>
-      </w:r>
-    </w:p>
-    <w:p>
-      <w:pPr>
-        <w:spacing w:after="20" w:before="120"/>
-      </w:pPr>
-      <w:r>
-        <w:rPr>
-          <w:b/>
-          <w:sz w:val="22"/>
-        </w:rPr>
-        <w:t>Question: Hand rubbing time for Alcohol based hand washing is:</w:t>
-      </w:r>
-    </w:p>
-    <w:p>
-      <w:pPr>
-        <w:spacing w:after="0" w:before="0"/>
-      </w:pPr>
-      <w:r>
-        <w:rPr>
-          <w:b w:val="0"/>
-          <w:sz w:val="22"/>
-        </w:rPr>
-        <w:t>(a) 15 to 30 sec</w:t>
-      </w:r>
-    </w:p>
-    <w:p>
-      <w:pPr>
-        <w:spacing w:after="0" w:before="0"/>
-      </w:pPr>
-      <w:r>
-        <w:rPr>
-          <w:b w:val="0"/>
-          <w:sz w:val="22"/>
-        </w:rPr>
-        <w:t>(b) 10 to 15 sec</w:t>
-      </w:r>
-    </w:p>
-    <w:p>
-      <w:pPr>
-        <w:spacing w:after="0" w:before="0"/>
-      </w:pPr>
-      <w:r>
-        <w:rPr>
-          <w:b w:val="0"/>
-          <w:sz w:val="22"/>
-        </w:rPr>
-        <w:t>(c) 60 sec</w:t>
-      </w:r>
-    </w:p>
-    <w:p>
-      <w:pPr>
-        <w:spacing w:after="0" w:before="0"/>
-      </w:pPr>
-      <w:r>
-        <w:rPr>
-          <w:b w:val="0"/>
-          <w:sz w:val="22"/>
-        </w:rPr>
-        <w:t>(d) 30 to 45 sec</w:t>
-      </w:r>
-    </w:p>
-    <w:p>
-      <w:pPr>
-        <w:spacing w:after="0" w:before="40"/>
-      </w:pPr>
-      <w:r>
-        <w:rPr>
-          <w:b/>
-          <w:sz w:val="22"/>
-        </w:rPr>
-        <w:t>Answer: a</w:t>
-      </w:r>
-    </w:p>
-    <w:p>
-      <w:pPr>
-        <w:spacing w:after="0" w:before="0"/>
-      </w:pPr>
-      <w:r>
-        <w:rPr>
-          <w:b w:val="0"/>
-          <w:sz w:val="21"/>
-        </w:rPr>
-        <w:t>Solution: Alcohol-based hand rub should be applied and rubbed for 15-30 seconds (until dry).</w:t>
-      </w:r>
-    </w:p>
-    <w:p>
-      <w:pPr>
-        <w:spacing w:after="0" w:before="0"/>
-      </w:pPr>
-      <w:r>
-        <w:rPr>
-          <w:b w:val="0"/>
-          <w:sz w:val="20"/>
-        </w:rPr>
-        <w:t>Positive Marks: 1</w:t>
-      </w:r>
-    </w:p>
-    <w:p>
-      <w:pPr>
-        <w:spacing w:after="160" w:before="0"/>
-      </w:pPr>
-      <w:r>
-        <w:rPr>
-          <w:b w:val="0"/>
-          <w:sz w:val="20"/>
-        </w:rPr>
-        <w:t>Negative Marks: 0.25</w:t>
-      </w:r>
-    </w:p>
-    <w:p>
-      <w:pPr>
-        <w:spacing w:after="20" w:before="120"/>
-      </w:pPr>
-      <w:r>
-        <w:rPr>
-          <w:b/>
-          <w:sz w:val="22"/>
-        </w:rPr>
-        <w:t>Question: Side effect of chloramphenicol drug?</w:t>
-      </w:r>
-    </w:p>
-    <w:p>
-      <w:pPr>
-        <w:spacing w:after="0" w:before="0"/>
-      </w:pPr>
-      <w:r>
-        <w:rPr>
-          <w:b w:val="0"/>
-          <w:sz w:val="22"/>
-        </w:rPr>
-        <w:t>(a) Emotional liability</w:t>
-      </w:r>
-    </w:p>
-    <w:p>
-      <w:pPr>
-        <w:spacing w:after="0" w:before="0"/>
-      </w:pPr>
-      <w:r>
-        <w:rPr>
-          <w:b w:val="0"/>
-          <w:sz w:val="22"/>
-        </w:rPr>
-        <w:t>(b) Bone marrow depression</w:t>
-      </w:r>
-    </w:p>
-    <w:p>
-      <w:pPr>
-        <w:spacing w:after="0" w:before="0"/>
-      </w:pPr>
-      <w:r>
-        <w:rPr>
-          <w:b w:val="0"/>
-          <w:sz w:val="22"/>
-        </w:rPr>
-        <w:t>(c) Fever &amp; cough</w:t>
-      </w:r>
-    </w:p>
-    <w:p>
-      <w:pPr>
-        <w:spacing w:after="0" w:before="0"/>
-      </w:pPr>
-      <w:r>
-        <w:rPr>
-          <w:b w:val="0"/>
-          <w:sz w:val="22"/>
-        </w:rPr>
-        <w:t>(d) All of the above</w:t>
-      </w:r>
-    </w:p>
-    <w:p>
-      <w:pPr>
-        <w:spacing w:after="0" w:before="40"/>
-      </w:pPr>
-      <w:r>
-        <w:rPr>
-          <w:b/>
-          <w:sz w:val="22"/>
-        </w:rPr>
-        <w:t>Answer: b</w:t>
-      </w:r>
-    </w:p>
-    <w:p>
-      <w:pPr>
-        <w:spacing w:after="0" w:before="0"/>
-      </w:pPr>
-      <w:r>
-        <w:rPr>
-          <w:b w:val="0"/>
-          <w:sz w:val="21"/>
-        </w:rPr>
-        <w:t>Solution: The side effect of the chloramphenicol drug is bone marrow depression (option B). Chloramphenicol is an antibiotic commonly used for the treatment of various bacterial infections. However, it carries a risk of suppressing bone marrow function, leading to a decrease in the production of red blood cells, white blood cells, and platelets. This can result in anemia, increased susceptibility to infections, and an increased risk of bleeding. Regular monitoring of blood counts is important during chloramphenicol therapy to detect and manage bone marrow suppression promptly.</w:t>
-      </w:r>
-    </w:p>
-    <w:p>
-      <w:pPr>
-        <w:spacing w:after="0" w:before="0"/>
-      </w:pPr>
-      <w:r>
-        <w:rPr>
-          <w:b w:val="0"/>
-          <w:sz w:val="20"/>
-        </w:rPr>
-        <w:t>Positive Marks: 1</w:t>
-      </w:r>
-    </w:p>
-    <w:p>
-      <w:pPr>
-        <w:spacing w:after="160" w:before="0"/>
-      </w:pPr>
-      <w:r>
-        <w:rPr>
-          <w:b w:val="0"/>
-          <w:sz w:val="20"/>
-        </w:rPr>
-        <w:t>Negative Marks: 0.25</w:t>
+      <w:r>
+        <w:t xml:space="preserve">Question: The normal range of serum albumin in an adult is</w:t>
+      </w:r>
+    </w:p>
+    <w:p>
+      <w:r>
+        <w:t xml:space="preserve">(a) 3.5-5.0 g/dL</w:t>
+      </w:r>
+    </w:p>
+    <w:p>
+      <w:r>
+        <w:t xml:space="preserve">(b) 10-15 g/dL</w:t>
+      </w:r>
+    </w:p>
+    <w:p>
+      <w:r>
+        <w:t xml:space="preserve">(c) 20-30 g/dL</w:t>
+      </w:r>
+    </w:p>
+    <w:p>
+      <w:r>
+        <w:t xml:space="preserve">(d) 1-2 g/dL</w:t>
+      </w:r>
+    </w:p>
+    <w:p>
+      <w:r>
+        <w:t xml:space="preserve">Answer: a</w:t>
+      </w:r>
+    </w:p>
+    <w:p>
+      <w:r>
+        <w:t xml:space="preserve">Solution: ✅ Correct Answer: a</w:t>
+      </w:r>
+    </w:p>
+    <w:p>
+      <w:r>
+        <w:t xml:space="preserve">🧠 Clinical Rationale: Normal serum albumin is 3.5-5.0 g/dL — the main plasma protein maintaining oncotic pressure; low levels indicate malnutrition, liver disease, or nephrotic syndrome.</w:t>
+      </w:r>
+    </w:p>
+    <w:p>
+      <w:r>
+        <w:t xml:space="preserve">❌ Why Not Other Options?</w:t>
+      </w:r>
+    </w:p>
+    <w:p>
+      <w:r>
+        <w:t xml:space="preserve">(b) — 10-15 g/dL is far above any serum albumin value.</w:t>
+      </w:r>
+    </w:p>
+    <w:p>
+      <w:r>
+        <w:t xml:space="preserve">(c) — 20-30 g/dL is impossible physiologically.</w:t>
+      </w:r>
+    </w:p>
+    <w:p>
+      <w:r>
+        <w:t xml:space="preserve">(d) — 1-2 g/dL is severely low (nephrotic/liver failure range).</w:t>
+      </w:r>
+    </w:p>
+    <w:p>
+      <w:r>
+        <w:t xml:space="preserve">⚠️ Exam Trap: Albumin falls in three classic conditions — "malnutrition, liver disease, nephrotic syndrome" — and albumin is the 'blood protein' that keeps fluid in the vessels.</w:t>
+      </w:r>
+    </w:p>
+    <w:p>
+      <w:r>
+        <w:t xml:space="preserve">💎 PNC Pearl: "Albumin 3.5-5.0 — below that, think liver, kidney, or food."</w:t>
+      </w:r>
+    </w:p>
+    <w:p>
+      <w:r>
+        <w:t xml:space="preserve">Positive Marks: 1</w:t>
+      </w:r>
+    </w:p>
+    <w:p>
+      <w:r>
+        <w:t xml:space="preserve">Negative Marks: 0.25</w:t>
+      </w:r>
+    </w:p>
+    <w:p>
+      <w:r>
+        <w:t xml:space="preserve"/>
+      </w:r>
+    </w:p>
+    <w:p>
+      <w:r>
+        <w:t xml:space="preserve">Question: The nurse should assess the apical pulse of an infant by</w:t>
+      </w:r>
+    </w:p>
+    <w:p>
+      <w:r>
+        <w:t xml:space="preserve">(a) Auscultating at the apex for a full minute</w:t>
+      </w:r>
+    </w:p>
+    <w:p>
+      <w:r>
+        <w:t xml:space="preserve">(b) Palpating the wrist for 15 seconds</w:t>
+      </w:r>
+    </w:p>
+    <w:p>
+      <w:r>
+        <w:t xml:space="preserve">(c) Palpating the groin for 10 seconds</w:t>
+      </w:r>
+    </w:p>
+    <w:p>
+      <w:r>
+        <w:t xml:space="preserve">(d) Counting the radial pulse for 30 seconds</w:t>
+      </w:r>
+    </w:p>
+    <w:p>
+      <w:r>
+        <w:t xml:space="preserve">Answer: a</w:t>
+      </w:r>
+    </w:p>
+    <w:p>
+      <w:r>
+        <w:t xml:space="preserve">Solution: ✅ Correct Answer: a</w:t>
+      </w:r>
+    </w:p>
+    <w:p>
+      <w:r>
+        <w:t xml:space="preserve">🧠 Clinical Rationale: The apical pulse is auscultated at the point of maximum impulse (4th-5th intercostal space midclavicular) for a FULL minute in infants — peripheral pulses are weak and unreliable in babies.</w:t>
+      </w:r>
+    </w:p>
+    <w:p>
+      <w:r>
+        <w:t xml:space="preserve">❌ Why Not Other Options?</w:t>
+      </w:r>
+    </w:p>
+    <w:p>
+      <w:r>
+        <w:t xml:space="preserve">(b) — The radial pulse is too weak to feel reliably in an infant.</w:t>
+      </w:r>
+    </w:p>
+    <w:p>
+      <w:r>
+        <w:t xml:space="preserve">(c) — The groin (femoral) is not the standard site.</w:t>
+      </w:r>
+    </w:p>
+    <w:p>
+      <w:r>
+        <w:t xml:space="preserve">(d) — The radial route is unreliable in infants regardless of duration.</w:t>
+      </w:r>
+    </w:p>
+    <w:p>
+      <w:r>
+        <w:t xml:space="preserve">⚠️ Exam Trap: "Infants = APICAL pulse for a full minute" — the apical site is standard below age 2-3 because peripheral pulses are weak and irregular.</w:t>
+      </w:r>
+    </w:p>
+    <w:p>
+      <w:r>
+        <w:t xml:space="preserve">💎 PNC Pearl: "Tiny babies, tiny pulses — listen at the apex for a full minute."</w:t>
+      </w:r>
+    </w:p>
+    <w:p>
+      <w:r>
+        <w:t xml:space="preserve">Positive Marks: 1</w:t>
+      </w:r>
+    </w:p>
+    <w:p>
+      <w:r>
+        <w:t xml:space="preserve">Negative Marks: 0.25</w:t>
+      </w:r>
+    </w:p>
+    <w:p>
+      <w:r>
+        <w:t xml:space="preserve"/>
+      </w:r>
+    </w:p>
+    <w:p>
+      <w:r>
+        <w:t xml:space="preserve">Question: A patient with acute gastroenteritis and repeated vomiting should FIRST be assessed for</w:t>
+      </w:r>
+    </w:p>
+    <w:p>
+      <w:r>
+        <w:t xml:space="preserve">(a) Signs of dehydration</w:t>
+      </w:r>
+    </w:p>
+    <w:p>
+      <w:r>
+        <w:t xml:space="preserve">(b) Hair loss</w:t>
+      </w:r>
+    </w:p>
+    <w:p>
+      <w:r>
+        <w:t xml:space="preserve">(c) Hearing loss</w:t>
+      </w:r>
+    </w:p>
+    <w:p>
+      <w:r>
+        <w:t xml:space="preserve">(d) Skin color only</w:t>
+      </w:r>
+    </w:p>
+    <w:p>
+      <w:r>
+        <w:t xml:space="preserve">Answer: a</w:t>
+      </w:r>
+    </w:p>
+    <w:p>
+      <w:r>
+        <w:t xml:space="preserve">Solution: ✅ Correct Answer: a</w:t>
+      </w:r>
+    </w:p>
+    <w:p>
+      <w:r>
+        <w:t xml:space="preserve">🧠 Clinical Rationale: Vomiting and diarrhea cause rapid fluid and electrolyte loss — the nurse checks skin turgor, mucous membranes, urine output, and vital signs for dehydration FIRST.</w:t>
+      </w:r>
+    </w:p>
+    <w:p>
+      <w:r>
+        <w:t xml:space="preserve">❌ Why Not Other Options?</w:t>
+      </w:r>
+    </w:p>
+    <w:p>
+      <w:r>
+        <w:t xml:space="preserve">(b) — Hair loss is unrelated to acute gastroenteritis.</w:t>
+      </w:r>
+    </w:p>
+    <w:p>
+      <w:r>
+        <w:t xml:space="preserve">(c) — Hearing loss is unrelated.</w:t>
+      </w:r>
+    </w:p>
+    <w:p>
+      <w:r>
+        <w:t xml:space="preserve">(d) — Skin color alone misses the full dehydration picture.</w:t>
+      </w:r>
+    </w:p>
+    <w:p>
+      <w:r>
+        <w:t xml:space="preserve">⚠️ Exam Trap: "Vomiting + diarrhea = dehydration first" — look for sunken eyes, dry mucosa, reduced urine, and delayed skin turgor; hypovolemia is the life-threatening risk.</w:t>
+      </w:r>
+    </w:p>
+    <w:p>
+      <w:r>
+        <w:t xml:space="preserve">💎 PNC Pearl: "Puking and pouring fluids out? Check the tank first — dehydration is the danger."</w:t>
+      </w:r>
+    </w:p>
+    <w:p>
+      <w:r>
+        <w:t xml:space="preserve">Positive Marks: 1</w:t>
+      </w:r>
+    </w:p>
+    <w:p>
+      <w:r>
+        <w:t xml:space="preserve">Negative Marks: 0.25</w:t>
+      </w:r>
+    </w:p>
+    <w:p>
+      <w:r>
+        <w:t xml:space="preserve"/>
+      </w:r>
+    </w:p>
+    <w:p>
+      <w:r>
+        <w:t xml:space="preserve">Question: The average duration of the first stage of labor in a multigravida is</w:t>
+      </w:r>
+    </w:p>
+    <w:p>
+      <w:r>
+        <w:t xml:space="preserve">(a) 6-8 hours</w:t>
+      </w:r>
+    </w:p>
+    <w:p>
+      <w:r>
+        <w:t xml:space="preserve">(b) 12-14 hours</w:t>
+      </w:r>
+    </w:p>
+    <w:p>
+      <w:r>
+        <w:t xml:space="preserve">(c) 20-24 hours</w:t>
+      </w:r>
+    </w:p>
+    <w:p>
+      <w:r>
+        <w:t xml:space="preserve">(d) 1-2 hours</w:t>
+      </w:r>
+    </w:p>
+    <w:p>
+      <w:r>
+        <w:t xml:space="preserve">Answer: a</w:t>
+      </w:r>
+    </w:p>
+    <w:p>
+      <w:r>
+        <w:t xml:space="preserve">Solution: ✅ Correct Answer: a</w:t>
+      </w:r>
+    </w:p>
+    <w:p>
+      <w:r>
+        <w:t xml:space="preserve">🧠 Clinical Rationale: The first stage lasts about 6-8 hours in multigravidas — shorter than the 12-14 hours typical of primigravidas because the cervix has dilated before.</w:t>
+      </w:r>
+    </w:p>
+    <w:p>
+      <w:r>
+        <w:t xml:space="preserve">❌ Why Not Other Options?</w:t>
+      </w:r>
+    </w:p>
+    <w:p>
+      <w:r>
+        <w:t xml:space="preserve">(b) — 12-14 hours is the PRIMIGRAVIDA average.</w:t>
+      </w:r>
+    </w:p>
+    <w:p>
+      <w:r>
+        <w:t xml:space="preserve">(c) — 20-24 hours is prolonged labor.</w:t>
+      </w:r>
+    </w:p>
+    <w:p>
+      <w:r>
+        <w:t xml:space="preserve">(d) — 1-2 hours describes the SECOND stage in a primigravida.</w:t>
+      </w:r>
+    </w:p>
+    <w:p>
+      <w:r>
+        <w:t xml:space="preserve">⚠️ Exam Trap: "Primigravida first stage = 12-14 h; multigravida = 6-8 h" — the primipara-multipara contrast is repeatedly tested.</w:t>
+      </w:r>
+    </w:p>
+    <w:p>
+      <w:r>
+        <w:t xml:space="preserve">💎 PNC Pearl: "First labors are slowest: 12-14 hours; later ones run half that — the cervix remembers."</w:t>
+      </w:r>
+    </w:p>
+    <w:p>
+      <w:r>
+        <w:t xml:space="preserve">Positive Marks: 1</w:t>
+      </w:r>
+    </w:p>
+    <w:p>
+      <w:r>
+        <w:t xml:space="preserve">Negative Marks: 0.25</w:t>
+      </w:r>
+    </w:p>
+    <w:p>
+      <w:r>
+        <w:t xml:space="preserve"/>
+      </w:r>
+    </w:p>
+    <w:p>
+      <w:r>
+        <w:t xml:space="preserve">Question: A newborn weighing 2.0 kg at birth is classified as</w:t>
+      </w:r>
+    </w:p>
+    <w:p>
+      <w:r>
+        <w:t xml:space="preserve">(a) Low birth weight</w:t>
+      </w:r>
+    </w:p>
+    <w:p>
+      <w:r>
+        <w:t xml:space="preserve">(b) Normal birth weight</w:t>
+      </w:r>
+    </w:p>
+    <w:p>
+      <w:r>
+        <w:t xml:space="preserve">(c) Macrosomic</w:t>
+      </w:r>
+    </w:p>
+    <w:p>
+      <w:r>
+        <w:t xml:space="preserve">(d) Very large for date</w:t>
+      </w:r>
+    </w:p>
+    <w:p>
+      <w:r>
+        <w:t xml:space="preserve">Answer: a</w:t>
+      </w:r>
+    </w:p>
+    <w:p>
+      <w:r>
+        <w:t xml:space="preserve">Solution: ✅ Correct Answer: a</w:t>
+      </w:r>
+    </w:p>
+    <w:p>
+      <w:r>
+        <w:t xml:space="preserve">🧠 Clinical Rationale: Birth weight below 2.5 kg is LOW birth weight (LBW); below 1.5 kg is very low and below 1.0 kg is extremely low — 2.0 kg falls in the LBW category.</w:t>
+      </w:r>
+    </w:p>
+    <w:p>
+      <w:r>
+        <w:t xml:space="preserve">❌ Why Not Other Options?</w:t>
+      </w:r>
+    </w:p>
+    <w:p>
+      <w:r>
+        <w:t xml:space="preserve">(b) — Normal birth weight is 2.5-4.0 kg.</w:t>
+      </w:r>
+    </w:p>
+    <w:p>
+      <w:r>
+        <w:t xml:space="preserve">(c) — Macrosomia is above 4.0 kg.</w:t>
+      </w:r>
+    </w:p>
+    <w:p>
+      <w:r>
+        <w:t xml:space="preserve">(d) — Large-for-date refers to size relative to gestational age, not this weight.</w:t>
+      </w:r>
+    </w:p>
+    <w:p>
+      <w:r>
+        <w:t xml:space="preserve">⚠️ Exam Trap: Birth-weight cut-offs — "LBW &lt; 2.5 kg, VLBW &lt; 1.5 kg, ELBW &lt; 1.0 kg, macrosomia &gt; 4 kg."</w:t>
+      </w:r>
+    </w:p>
+    <w:p>
+      <w:r>
+        <w:t xml:space="preserve">💎 PNC Pearl: "Under 2.5 kg is the LBW line; 2.0 kg is clearly on the wrong side of it."</w:t>
+      </w:r>
+    </w:p>
+    <w:p>
+      <w:r>
+        <w:t xml:space="preserve">Positive Marks: 1</w:t>
+      </w:r>
+    </w:p>
+    <w:p>
+      <w:r>
+        <w:t xml:space="preserve">Negative Marks: 0.25</w:t>
+      </w:r>
+    </w:p>
+    <w:p>
+      <w:r>
+        <w:t xml:space="preserve"/>
+      </w:r>
+    </w:p>
+    <w:p>
+      <w:r>
+        <w:t xml:space="preserve">Question: A patient in a manic episode who talks rapidly and continuously so that others cannot interrupt is showing</w:t>
+      </w:r>
+    </w:p>
+    <w:p>
+      <w:r>
+        <w:t xml:space="preserve">(a) Pressure of speech</w:t>
+      </w:r>
+    </w:p>
+    <w:p>
+      <w:r>
+        <w:t xml:space="preserve">(b) Poverty of speech</w:t>
+      </w:r>
+    </w:p>
+    <w:p>
+      <w:r>
+        <w:t xml:space="preserve">(c) Mutism</w:t>
+      </w:r>
+    </w:p>
+    <w:p>
+      <w:r>
+        <w:t xml:space="preserve">(d) Echolalia</w:t>
+      </w:r>
+    </w:p>
+    <w:p>
+      <w:r>
+        <w:t xml:space="preserve">Answer: a</w:t>
+      </w:r>
+    </w:p>
+    <w:p>
+      <w:r>
+        <w:t xml:space="preserve">Solution: ✅ Correct Answer: a</w:t>
+      </w:r>
+    </w:p>
+    <w:p>
+      <w:r>
+        <w:t xml:space="preserve">🧠 Clinical Rationale: Pressure of speech is rapid, nonstop talking that is hard to interrupt — typical of mania, often accompanied by flight of ideas.</w:t>
+      </w:r>
+    </w:p>
+    <w:p>
+      <w:r>
+        <w:t xml:space="preserve">❌ Why Not Other Options?</w:t>
+      </w:r>
+    </w:p>
+    <w:p>
+      <w:r>
+        <w:t xml:space="preserve">(b) — Poverty of speech is sparse, minimal talking (depression/schizophrenia).</w:t>
+      </w:r>
+    </w:p>
+    <w:p>
+      <w:r>
+        <w:t xml:space="preserve">(c) — Mutism is complete silence.</w:t>
+      </w:r>
+    </w:p>
+    <w:p>
+      <w:r>
+        <w:t xml:space="preserve">(d) — Echolalia is repeating others' words.</w:t>
+      </w:r>
+    </w:p>
+    <w:p>
+      <w:r>
+        <w:t xml:space="preserve">⚠️ Exam Trap: "Mania = pressured speech + flight of ideas" — the fast-talk pair; poverty of speech is the opposite picture.</w:t>
+      </w:r>
+    </w:p>
+    <w:p>
+      <w:r>
+        <w:t xml:space="preserve">💎 PNC Pearl: "Pressured speech pours like a firehose — mania's engine never idles."</w:t>
+      </w:r>
+    </w:p>
+    <w:p>
+      <w:r>
+        <w:t xml:space="preserve">Positive Marks: 1</w:t>
+      </w:r>
+    </w:p>
+    <w:p>
+      <w:r>
+        <w:t xml:space="preserve">Negative Marks: 0.25</w:t>
+      </w:r>
+    </w:p>
+    <w:p>
+      <w:r>
+        <w:t xml:space="preserve"/>
+      </w:r>
+    </w:p>
+    <w:p>
+      <w:r>
+        <w:t xml:space="preserve">Question: The National Programme for Health Care of the Elderly (NPHCE) aims to provide</w:t>
+      </w:r>
+    </w:p>
+    <w:p>
+      <w:r>
+        <w:t xml:space="preserve">(a) Health services for older persons at all levels</w:t>
+      </w:r>
+    </w:p>
+    <w:p>
+      <w:r>
+        <w:t xml:space="preserve">(b) Education for school children only</w:t>
+      </w:r>
+    </w:p>
+    <w:p>
+      <w:r>
+        <w:t xml:space="preserve">(c) Services for newborns only</w:t>
+      </w:r>
+    </w:p>
+    <w:p>
+      <w:r>
+        <w:t xml:space="preserve">(d) Dental care only</w:t>
+      </w:r>
+    </w:p>
+    <w:p>
+      <w:r>
+        <w:t xml:space="preserve">Answer: a</w:t>
+      </w:r>
+    </w:p>
+    <w:p>
+      <w:r>
+        <w:t xml:space="preserve">Solution: ✅ Correct Answer: a</w:t>
+      </w:r>
+    </w:p>
+    <w:p>
+      <w:r>
+        <w:t xml:space="preserve">🧠 Clinical Rationale: NPHCE provides preventive, curative, and rehabilitative services for the elderly through dedicated wards, regional geriatric centres, and community outreach.</w:t>
+      </w:r>
+    </w:p>
+    <w:p>
+      <w:r>
+        <w:t xml:space="preserve">❌ Why Not Other Options?</w:t>
+      </w:r>
+    </w:p>
+    <w:p>
+      <w:r>
+        <w:t xml:space="preserve">(b) — School children are served by school health programs.</w:t>
+      </w:r>
+    </w:p>
+    <w:p>
+      <w:r>
+        <w:t xml:space="preserve">(c) — Newborns are served by RCH/IMNCI.</w:t>
+      </w:r>
+    </w:p>
+    <w:p>
+      <w:r>
+        <w:t xml:space="preserve">(d) — Dental care is a separate component of care.</w:t>
+      </w:r>
+    </w:p>
+    <w:p>
+      <w:r>
+        <w:t xml:space="preserve">⚠️ Exam Trap: Match the programme to its population — "NPHCE = elderly; RCH = mother-child; school health = children" — the target-group match is the exam point.</w:t>
+      </w:r>
+    </w:p>
+    <w:p>
+      <w:r>
+        <w:t xml:space="preserve">💎 PNC Pearl: "NPHCE keeps the silver years healthy — dedicated geriatric wards and centres."</w:t>
+      </w:r>
+    </w:p>
+    <w:p>
+      <w:r>
+        <w:t xml:space="preserve">Positive Marks: 1</w:t>
+      </w:r>
+    </w:p>
+    <w:p>
+      <w:r>
+        <w:t xml:space="preserve">Negative Marks: 0.25</w:t>
+      </w:r>
+    </w:p>
+    <w:p>
+      <w:r>
+        <w:t xml:space="preserve"/>
+      </w:r>
+    </w:p>
+    <w:p>
+      <w:r>
+        <w:t xml:space="preserve">Question: Regular (short-acting) insulin begins to peak in approximately</w:t>
+      </w:r>
+    </w:p>
+    <w:p>
+      <w:r>
+        <w:t xml:space="preserve">(a) 2-4 hours after injection</w:t>
+      </w:r>
+    </w:p>
+    <w:p>
+      <w:r>
+        <w:t xml:space="preserve">(b) 30 minutes after injection</w:t>
+      </w:r>
+    </w:p>
+    <w:p>
+      <w:r>
+        <w:t xml:space="preserve">(c) 12-16 hours after injection</w:t>
+      </w:r>
+    </w:p>
+    <w:p>
+      <w:r>
+        <w:t xml:space="preserve">(d) 24 hours after injection</w:t>
+      </w:r>
+    </w:p>
+    <w:p>
+      <w:r>
+        <w:t xml:space="preserve">Answer: a</w:t>
+      </w:r>
+    </w:p>
+    <w:p>
+      <w:r>
+        <w:t xml:space="preserve">Solution: ✅ Correct Answer: a</w:t>
+      </w:r>
+    </w:p>
+    <w:p>
+      <w:r>
+        <w:t xml:space="preserve">🧠 Clinical Rationale: Regular (short-acting) insulin peaks 2-4 hours after injection — the nurse teaches the patient to eat within 30 minutes of the dose to avoid hypoglycemia at the peak.</w:t>
+      </w:r>
+    </w:p>
+    <w:p>
+      <w:r>
+        <w:t xml:space="preserve">❌ Why Not Other Options?</w:t>
+      </w:r>
+    </w:p>
+    <w:p>
+      <w:r>
+        <w:t xml:space="preserve">(b) — 30 minutes is the ONSET time, not the peak.</w:t>
+      </w:r>
+    </w:p>
+    <w:p>
+      <w:r>
+        <w:t xml:space="preserve">(c) — 12-16 hours describes intermediate insulin (NPH).</w:t>
+      </w:r>
+    </w:p>
+    <w:p>
+      <w:r>
+        <w:t xml:space="preserve">(d) — 24 hours describes long-acting insulin (glargine).</w:t>
+      </w:r>
+    </w:p>
+    <w:p>
+      <w:r>
+        <w:t xml:space="preserve">⚠️ Exam Trap: Insulin timing — "regular: onset 30 min, peak 2-4 h, duration 6-8 h; NPH: peak 4-12 h; glargine: no peak, 24 h."</w:t>
+      </w:r>
+    </w:p>
+    <w:p>
+      <w:r>
+        <w:t xml:space="preserve">💎 PNC Pearl: "Regular peaks at 2-4 hours — that is when the snack must be on board."</w:t>
+      </w:r>
+    </w:p>
+    <w:p>
+      <w:r>
+        <w:t xml:space="preserve">Positive Marks: 1</w:t>
+      </w:r>
+    </w:p>
+    <w:p>
+      <w:r>
+        <w:t xml:space="preserve">Negative Marks: 0.25</w:t>
+      </w:r>
+    </w:p>
+    <w:p>
+      <w:r>
+        <w:t xml:space="preserve"/>
+      </w:r>
+    </w:p>
+    <w:p>
+      <w:r>
+        <w:t xml:space="preserve">Question: A patient with a head injury has an arterial PaCO2 of 60 mmHg. This value indicates</w:t>
+      </w:r>
+    </w:p>
+    <w:p>
+      <w:r>
+        <w:t xml:space="preserve">(a) Respiratory acidosis</w:t>
+      </w:r>
+    </w:p>
+    <w:p>
+      <w:r>
+        <w:t xml:space="preserve">(b) Respiratory alkalosis</w:t>
+      </w:r>
+    </w:p>
+    <w:p>
+      <w:r>
+        <w:t xml:space="preserve">(c) Metabolic acidosis</w:t>
+      </w:r>
+    </w:p>
+    <w:p>
+      <w:r>
+        <w:t xml:space="preserve">(d) Normal acid-base status</w:t>
+      </w:r>
+    </w:p>
+    <w:p>
+      <w:r>
+        <w:t xml:space="preserve">Answer: a</w:t>
+      </w:r>
+    </w:p>
+    <w:p>
+      <w:r>
+        <w:t xml:space="preserve">Solution: ✅ Correct Answer: a</w:t>
+      </w:r>
+    </w:p>
+    <w:p>
+      <w:r>
+        <w:t xml:space="preserve">🧠 Clinical Rationale: PaCO2 above 45 mmHg causes RESPIRATORY ACIDOSIS — in head injury, hypoventilation retains carbon dioxide, which also dilates cerebral vessels and raises ICP.</w:t>
+      </w:r>
+    </w:p>
+    <w:p>
+      <w:r>
+        <w:t xml:space="preserve">❌ Why Not Other Options?</w:t>
+      </w:r>
+    </w:p>
+    <w:p>
+      <w:r>
+        <w:t xml:space="preserve">(b) — Respiratory alkalosis would be a PaCO2 BELOW 35 (hyperventilation).</w:t>
+      </w:r>
+    </w:p>
+    <w:p>
+      <w:r>
+        <w:t xml:space="preserve">(c) — Metabolic acidosis is a low HCO3 problem.</w:t>
+      </w:r>
+    </w:p>
+    <w:p>
+      <w:r>
+        <w:t xml:space="preserve">(d) — 60 mmHg is clearly abnormal (normal 35-45).</w:t>
+      </w:r>
+    </w:p>
+    <w:p>
+      <w:r>
+        <w:t xml:space="preserve">⚠️ Exam Trap: ABG anchors — "PaCO2 35-45; above = respiratory acidosis (hypoventilation), below = respiratory alkalosis (hyperventilation)."</w:t>
+      </w:r>
+    </w:p>
+    <w:p>
+      <w:r>
+        <w:t xml:space="preserve">💎 PNC Pearl: "High CO2 = the lungs are not blowing off — respiratory acidosis."</w:t>
+      </w:r>
+    </w:p>
+    <w:p>
+      <w:r>
+        <w:t xml:space="preserve">Positive Marks: 1</w:t>
+      </w:r>
+    </w:p>
+    <w:p>
+      <w:r>
+        <w:t xml:space="preserve">Negative Marks: 0.25</w:t>
+      </w:r>
+    </w:p>
+    <w:p>
+      <w:r>
+        <w:t xml:space="preserve"/>
+      </w:r>
+    </w:p>
+    <w:p>
+      <w:r>
+        <w:t xml:space="preserve">Question: Diphtheria is caused by</w:t>
+      </w:r>
+    </w:p>
+    <w:p>
+      <w:r>
+        <w:t xml:space="preserve">(a) Corynebacterium diphtheriae</w:t>
+      </w:r>
+    </w:p>
+    <w:p>
+      <w:r>
+        <w:t xml:space="preserve">(b) Streptococcus pneumoniae</w:t>
+      </w:r>
+    </w:p>
+    <w:p>
+      <w:r>
+        <w:t xml:space="preserve">(c) Clostridium botulinum</w:t>
+      </w:r>
+    </w:p>
+    <w:p>
+      <w:r>
+        <w:t xml:space="preserve">(d) Salmonella typhi</w:t>
+      </w:r>
+    </w:p>
+    <w:p>
+      <w:r>
+        <w:t xml:space="preserve">Answer: a</w:t>
+      </w:r>
+    </w:p>
+    <w:p>
+      <w:r>
+        <w:t xml:space="preserve">Solution: ✅ Correct Answer: a</w:t>
+      </w:r>
+    </w:p>
+    <w:p>
+      <w:r>
+        <w:t xml:space="preserve">🧠 Clinical Rationale: Corynebacterium diphtheriae produces a toxin causing a grayish pseudomembrane in the throat — which can obstruct the airway — plus myocarditis and neuropathy.</w:t>
+      </w:r>
+    </w:p>
+    <w:p>
+      <w:r>
+        <w:t xml:space="preserve">❌ Why Not Other Options?</w:t>
+      </w:r>
+    </w:p>
+    <w:p>
+      <w:r>
+        <w:t xml:space="preserve">(b) — S. pneumoniae causes pneumonia.</w:t>
+      </w:r>
+    </w:p>
+    <w:p>
+      <w:r>
+        <w:t xml:space="preserve">(c) — C. botulinum causes botulism.</w:t>
+      </w:r>
+    </w:p>
+    <w:p>
+      <w:r>
+        <w:t xml:space="preserve">(d) — Salmonella typhi causes typhoid.</w:t>
+      </w:r>
+    </w:p>
+    <w:p>
+      <w:r>
+        <w:t xml:space="preserve">⚠️ Exam Trap: "Diphtheria = gray pseudomembrane in the throat + toxin; prevented by the 'D' in DPT vaccine."</w:t>
+      </w:r>
+    </w:p>
+    <w:p>
+      <w:r>
+        <w:t xml:space="preserve">💎 PNC Pearl: "A gray membrane in the throat is diphtheria's signature — the 'D' in DPT blocks it."</w:t>
+      </w:r>
+    </w:p>
+    <w:p>
+      <w:r>
+        <w:t xml:space="preserve">Positive Marks: 1</w:t>
+      </w:r>
+    </w:p>
+    <w:p>
+      <w:r>
+        <w:t xml:space="preserve">Negative Marks: 0.25</w:t>
+      </w:r>
+    </w:p>
+    <w:p>
+      <w:r>
+        <w:t xml:space="preserve">Question: The priority assessment in a patient with a fracture of the pelvis is</w:t>
+      </w:r>
+    </w:p>
+    <w:p>
+      <w:r>
+        <w:t xml:space="preserve">(a) Signs of hemorrhage and hypovolemic shock</w:t>
+      </w:r>
+    </w:p>
+    <w:p>
+      <w:r>
+        <w:t xml:space="preserve">(b) Hair growth</w:t>
+      </w:r>
+    </w:p>
+    <w:p>
+      <w:r>
+        <w:t xml:space="preserve">(c) Nail color</w:t>
+      </w:r>
+    </w:p>
+    <w:p>
+      <w:r>
+        <w:t xml:space="preserve">(d) Hearing</w:t>
+      </w:r>
+    </w:p>
+    <w:p>
+      <w:r>
+        <w:t xml:space="preserve">Answer: a</w:t>
+      </w:r>
+    </w:p>
+    <w:p>
+      <w:r>
+        <w:t xml:space="preserve">Solution: ✅ Correct Answer: a</w:t>
+      </w:r>
+    </w:p>
+    <w:p>
+      <w:r>
+        <w:t xml:space="preserve">🧠 Clinical Rationale: Pelvic fractures can cause severe retroperitoneal bleeding — the nurse monitors vital signs, hemoglobin, and urine output for hypovolemic shock.</w:t>
+      </w:r>
+    </w:p>
+    <w:p>
+      <w:r>
+        <w:t xml:space="preserve">❌ Why Not Other Options?</w:t>
+      </w:r>
+    </w:p>
+    <w:p>
+      <w:r>
+        <w:t xml:space="preserve">(b) — Hair growth is irrelevant to pelvic trauma.</w:t>
+      </w:r>
+    </w:p>
+    <w:p>
+      <w:r>
+        <w:t xml:space="preserve">(c) — Nail color is not the priority.</w:t>
+      </w:r>
+    </w:p>
+    <w:p>
+      <w:r>
+        <w:t xml:space="preserve">(d) — Hearing is unrelated.</w:t>
+      </w:r>
+    </w:p>
+    <w:p>
+      <w:r>
+        <w:t xml:space="preserve">⚠️ Exam Trap: "Pelvic fracture = hidden bleeding risk (retroperitoneal)" — up to several units of blood can be lost silently; shock may develop before external signs.</w:t>
+      </w:r>
+    </w:p>
+    <w:p>
+      <w:r>
+        <w:t xml:space="preserve">💎 PNC Pearl: "A broken pelvis can bleed in secret — watch the pressure and the pulse."</w:t>
+      </w:r>
+    </w:p>
+    <w:p>
+      <w:r>
+        <w:t xml:space="preserve">Positive Marks: 1</w:t>
+      </w:r>
+    </w:p>
+    <w:p>
+      <w:r>
+        <w:t xml:space="preserve">Negative Marks: 0.25</w:t>
+      </w:r>
+    </w:p>
+    <w:p>
+      <w:r>
+        <w:t xml:space="preserve"/>
+      </w:r>
+    </w:p>
+    <w:p>
+      <w:r>
+        <w:t xml:space="preserve">Question: A patient with a tracheostomy has thick, tenacious secretions. The most appropriate nursing action is to</w:t>
+      </w:r>
+    </w:p>
+    <w:p>
+      <w:r>
+        <w:t xml:space="preserve">(a) Suction as needed and provide humidification</w:t>
+      </w:r>
+    </w:p>
+    <w:p>
+      <w:r>
+        <w:t xml:space="preserve">(b) Avoid suctioning completely</w:t>
+      </w:r>
+    </w:p>
+    <w:p>
+      <w:r>
+        <w:t xml:space="preserve">(c) Give only cold drinks</w:t>
+      </w:r>
+    </w:p>
+    <w:p>
+      <w:r>
+        <w:t xml:space="preserve">(d) Cover the stoma tightly</w:t>
+      </w:r>
+    </w:p>
+    <w:p>
+      <w:r>
+        <w:t xml:space="preserve">Answer: a</w:t>
+      </w:r>
+    </w:p>
+    <w:p>
+      <w:r>
+        <w:t xml:space="preserve">Solution: ✅ Correct Answer: a</w:t>
+      </w:r>
+    </w:p>
+    <w:p>
+      <w:r>
+        <w:t xml:space="preserve">🧠 Clinical Rationale: Humidified oxygen and judicious suctioning (with sterile technique) keep the tracheostomy clear — thick secretions need humidity to loosen and suction to remove.</w:t>
+      </w:r>
+    </w:p>
+    <w:p>
+      <w:r>
+        <w:t xml:space="preserve">❌ Why Not Other Options?</w:t>
+      </w:r>
+    </w:p>
+    <w:p>
+      <w:r>
+        <w:t xml:space="preserve">(b) — Avoiding suction lets secretions plug the tube — airway obstruction.</w:t>
+      </w:r>
+    </w:p>
+    <w:p>
+      <w:r>
+        <w:t xml:space="preserve">(c) — Cold drinks do not loosen tracheal secretions.</w:t>
+      </w:r>
+    </w:p>
+    <w:p>
+      <w:r>
+        <w:t xml:space="preserve">(d) — Covering the stoma tightly blocks the airway.</w:t>
+      </w:r>
+    </w:p>
+    <w:p>
+      <w:r>
+        <w:t xml:space="preserve">⚠️ Exam Trap: "Tracheostomy care = humidify + suction as needed, pre-oxygenate before suctioning, limit suction to 10-15 seconds."</w:t>
+      </w:r>
+    </w:p>
+    <w:p>
+      <w:r>
+        <w:t xml:space="preserve">💎 PNC Pearl: "Humidity softens the mucus, suction clears the road — the tracheostomy airway duo."</w:t>
+      </w:r>
+    </w:p>
+    <w:p>
+      <w:r>
+        <w:t xml:space="preserve">Positive Marks: 1</w:t>
+      </w:r>
+    </w:p>
+    <w:p>
+      <w:r>
+        <w:t xml:space="preserve">Negative Marks: 0.25</w:t>
+      </w:r>
+    </w:p>
+    <w:p>
+      <w:r>
+        <w:t xml:space="preserve"/>
+      </w:r>
+    </w:p>
+    <w:p>
+      <w:r>
+        <w:t xml:space="preserve">Question: A patient with acute pyelonephritis is most likely to present with</w:t>
+      </w:r>
+    </w:p>
+    <w:p>
+      <w:r>
+        <w:t xml:space="preserve">(a) Fever, flank pain, dysuria and pyuria</w:t>
+      </w:r>
+    </w:p>
+    <w:p>
+      <w:r>
+        <w:t xml:space="preserve">(b) Asymptomatic hematuria only</w:t>
+      </w:r>
+    </w:p>
+    <w:p>
+      <w:r>
+        <w:t xml:space="preserve">(c) Weight gain and edema</w:t>
+      </w:r>
+    </w:p>
+    <w:p>
+      <w:r>
+        <w:t xml:space="preserve">(d) Jaundice and pruritus</w:t>
+      </w:r>
+    </w:p>
+    <w:p>
+      <w:r>
+        <w:t xml:space="preserve">Answer: a</w:t>
+      </w:r>
+    </w:p>
+    <w:p>
+      <w:r>
+        <w:t xml:space="preserve">Solution: ✅ Correct Answer: a</w:t>
+      </w:r>
+    </w:p>
+    <w:p>
+      <w:r>
+        <w:t xml:space="preserve">🧠 Clinical Rationale: Pyelonephritis is KIDNEY infection — fever, chills, flank or back pain, dysuria, frequency, and pus cells (pyuria) in urine.</w:t>
+      </w:r>
+    </w:p>
+    <w:p>
+      <w:r>
+        <w:t xml:space="preserve">❌ Why Not Other Options?</w:t>
+      </w:r>
+    </w:p>
+    <w:p>
+      <w:r>
+        <w:t xml:space="preserve">(b) — Asymptomatic hematuria alone is not pyelonephritis.</w:t>
+      </w:r>
+    </w:p>
+    <w:p>
+      <w:r>
+        <w:t xml:space="preserve">(c) — Weight gain with edema suggests renal failure or nephrotic syndrome.</w:t>
+      </w:r>
+    </w:p>
+    <w:p>
+      <w:r>
+        <w:t xml:space="preserve">(d) — Jaundice with pruritus suggests liver disease.</w:t>
+      </w:r>
+    </w:p>
+    <w:p>
+      <w:r>
+        <w:t xml:space="preserve">⚠️ Exam Trap: "Cystitis = bladder (dysuria, frequency); pyelonephritis = kidney (adds FEVER + FLANK PAIN)" — the ascending-infection distinction is the exam contrast.</w:t>
+      </w:r>
+    </w:p>
+    <w:p>
+      <w:r>
+        <w:t xml:space="preserve">💎 PNC Pearl: "Fever and flank pain with burning urine = the infection has climbed to the kidney."</w:t>
+      </w:r>
+    </w:p>
+    <w:p>
+      <w:r>
+        <w:t xml:space="preserve">Positive Marks: 1</w:t>
+      </w:r>
+    </w:p>
+    <w:p>
+      <w:r>
+        <w:t xml:space="preserve">Negative Marks: 0.25</w:t>
+      </w:r>
+    </w:p>
+    <w:p>
+      <w:r>
+        <w:t xml:space="preserve"/>
+      </w:r>
+    </w:p>
+    <w:p>
+      <w:r>
+        <w:t xml:space="preserve">Question: The correct method for counting a patient's respiratory rate is to</w:t>
+      </w:r>
+    </w:p>
+    <w:p>
+      <w:r>
+        <w:t xml:space="preserve">(a) Observe chest movements for 30 seconds and multiply by 2</w:t>
+      </w:r>
+    </w:p>
+    <w:p>
+      <w:r>
+        <w:t xml:space="preserve">(b) Estimate it visually without counting</w:t>
+      </w:r>
+    </w:p>
+    <w:p>
+      <w:r>
+        <w:t xml:space="preserve">(c) Count for only 5 seconds</w:t>
+      </w:r>
+    </w:p>
+    <w:p>
+      <w:r>
+        <w:t xml:space="preserve">(d) Count during deep sleep only</w:t>
+      </w:r>
+    </w:p>
+    <w:p>
+      <w:r>
+        <w:t xml:space="preserve">Answer: a</w:t>
+      </w:r>
+    </w:p>
+    <w:p>
+      <w:r>
+        <w:t xml:space="preserve">Solution: ✅ Correct Answer: a</w:t>
+      </w:r>
+    </w:p>
+    <w:p>
+      <w:r>
+        <w:t xml:space="preserve">🧠 Clinical Rationale: Respirations are counted by observing chest rise for 30 seconds (or a full minute if irregular) — ideally without the patient's awareness, since awareness changes the rate.</w:t>
+      </w:r>
+    </w:p>
+    <w:p>
+      <w:r>
+        <w:t xml:space="preserve">❌ Why Not Other Options?</w:t>
+      </w:r>
+    </w:p>
+    <w:p>
+      <w:r>
+        <w:t xml:space="preserve">(b) — Visual estimation is not accurate.</w:t>
+      </w:r>
+    </w:p>
+    <w:p>
+      <w:r>
+        <w:t xml:space="preserve">(c) — 5 seconds is far too short.</w:t>
+      </w:r>
+    </w:p>
+    <w:p>
+      <w:r>
+        <w:t xml:space="preserve">(d) — Deep-sleep rates do not reflect the awake baseline.</w:t>
+      </w:r>
+    </w:p>
+    <w:p>
+      <w:r>
+        <w:t xml:space="preserve">⚠️ Exam Trap: "Count respirations while the hand still rests on the pulse — patients breathe differently when they know they are being watched."</w:t>
+      </w:r>
+    </w:p>
+    <w:p>
+      <w:r>
+        <w:t xml:space="preserve">💎 PNC Pearl: "Count breaths secretly, after the pulse — the honest number hides in plain sight."</w:t>
+      </w:r>
+    </w:p>
+    <w:p>
+      <w:r>
+        <w:t xml:space="preserve">Positive Marks: 1</w:t>
+      </w:r>
+    </w:p>
+    <w:p>
+      <w:r>
+        <w:t xml:space="preserve">Negative Marks: 0.25</w:t>
+      </w:r>
+    </w:p>
+    <w:p>
+      <w:r>
+        <w:t xml:space="preserve"/>
+      </w:r>
+    </w:p>
+    <w:p>
+      <w:r>
+        <w:t xml:space="preserve">Question: The home urine pregnancy test detects which hormone in the urine?</w:t>
+      </w:r>
+    </w:p>
+    <w:p>
+      <w:r>
+        <w:t xml:space="preserve">(a) Human chorionic gonadotropin (hCG)</w:t>
+      </w:r>
+    </w:p>
+    <w:p>
+      <w:r>
+        <w:t xml:space="preserve">(b) Progesterone</w:t>
+      </w:r>
+    </w:p>
+    <w:p>
+      <w:r>
+        <w:t xml:space="preserve">(c) Oxytocin</w:t>
+      </w:r>
+    </w:p>
+    <w:p>
+      <w:r>
+        <w:t xml:space="preserve">(d) Prolactin</w:t>
+      </w:r>
+    </w:p>
+    <w:p>
+      <w:r>
+        <w:t xml:space="preserve">Answer: a</w:t>
+      </w:r>
+    </w:p>
+    <w:p>
+      <w:r>
+        <w:t xml:space="preserve">Solution: ✅ Correct Answer: a</w:t>
+      </w:r>
+    </w:p>
+    <w:p>
+      <w:r>
+        <w:t xml:space="preserve">🧠 Clinical Rationale: Pregnancy tests detect hCG — produced by the trophoblast — in urine or serum from about two weeks after conception.</w:t>
+      </w:r>
+    </w:p>
+    <w:p>
+      <w:r>
+        <w:t xml:space="preserve">❌ Why Not Other Options?</w:t>
+      </w:r>
+    </w:p>
+    <w:p>
+      <w:r>
+        <w:t xml:space="preserve">(b) — Progesterone maintains pregnancy but is not the test hormone.</w:t>
+      </w:r>
+    </w:p>
+    <w:p>
+      <w:r>
+        <w:t xml:space="preserve">(c) — Oxytocin causes contractions and milk let-down.</w:t>
+      </w:r>
+    </w:p>
+    <w:p>
+      <w:r>
+        <w:t xml:space="preserve">(d) — Prolactin produces milk.</w:t>
+      </w:r>
+    </w:p>
+    <w:p>
+      <w:r>
+        <w:t xml:space="preserve">⚠️ Exam Trap: "hCG = the pregnancy hormone — serum positive ~8-10 days after conception, urine ~2 weeks; hCG doubles every 48-72 hours in early normal pregnancy."</w:t>
+      </w:r>
+    </w:p>
+    <w:p>
+      <w:r>
+        <w:t xml:space="preserve">💎 PNC Pearl: "The test reads hCG — the hormone that announces 'pregnancy on board.'"</w:t>
+      </w:r>
+    </w:p>
+    <w:p>
+      <w:r>
+        <w:t xml:space="preserve">Positive Marks: 1</w:t>
+      </w:r>
+    </w:p>
+    <w:p>
+      <w:r>
+        <w:t xml:space="preserve">Negative Marks: 0.25</w:t>
+      </w:r>
+    </w:p>
+    <w:p>
+      <w:r>
+        <w:t xml:space="preserve"/>
+      </w:r>
+    </w:p>
+    <w:p>
+      <w:r>
+        <w:t xml:space="preserve">Question: A child with measles should be given which supplement to reduce complications?</w:t>
+      </w:r>
+    </w:p>
+    <w:p>
+      <w:r>
+        <w:t xml:space="preserve">(a) Vitamin A</w:t>
+      </w:r>
+    </w:p>
+    <w:p>
+      <w:r>
+        <w:t xml:space="preserve">(b) Vitamin C</w:t>
+      </w:r>
+    </w:p>
+    <w:p>
+      <w:r>
+        <w:t xml:space="preserve">(c) Vitamin B12</w:t>
+      </w:r>
+    </w:p>
+    <w:p>
+      <w:r>
+        <w:t xml:space="preserve">(d) Folic acid</w:t>
+      </w:r>
+    </w:p>
+    <w:p>
+      <w:r>
+        <w:t xml:space="preserve">Answer: a</w:t>
+      </w:r>
+    </w:p>
+    <w:p>
+      <w:r>
+        <w:t xml:space="preserve">Solution: ✅ Correct Answer: a</w:t>
+      </w:r>
+    </w:p>
+    <w:p>
+      <w:r>
+        <w:t xml:space="preserve">🧠 Clinical Rationale: Vitamin A is given to children with measles to prevent xerophthalmia and reduce the severity of complications — WHO recommends two doses.</w:t>
+      </w:r>
+    </w:p>
+    <w:p>
+      <w:r>
+        <w:t xml:space="preserve">❌ Why Not Other Options?</w:t>
+      </w:r>
+    </w:p>
+    <w:p>
+      <w:r>
+        <w:t xml:space="preserve">(b) — Vitamin C does not prevent measles complications.</w:t>
+      </w:r>
+    </w:p>
+    <w:p>
+      <w:r>
+        <w:t xml:space="preserve">(c) — Vitamin B12 is for megaloblastic anemia.</w:t>
+      </w:r>
+    </w:p>
+    <w:p>
+      <w:r>
+        <w:t xml:space="preserve">(d) — Folic acid is for pregnancy and anemia.</w:t>
+      </w:r>
+    </w:p>
+    <w:p>
+      <w:r>
+        <w:t xml:space="preserve">⚠️ Exam Trap: "Measles = vitamin A megadose (reduces mortality and eye damage)" — the measles-vitamin A link is a standard child-health fact.</w:t>
+      </w:r>
+    </w:p>
+    <w:p>
+      <w:r>
+        <w:t xml:space="preserve">💎 PNC Pearl: "Measles steals vitamin A — give it back to protect the eyes and the outcome."</w:t>
+      </w:r>
+    </w:p>
+    <w:p>
+      <w:r>
+        <w:t xml:space="preserve">Positive Marks: 1</w:t>
+      </w:r>
+    </w:p>
+    <w:p>
+      <w:r>
+        <w:t xml:space="preserve">Negative Marks: 0.25</w:t>
+      </w:r>
+    </w:p>
+    <w:p>
+      <w:r>
+        <w:t xml:space="preserve"/>
+      </w:r>
+    </w:p>
+    <w:p>
+      <w:r>
+        <w:t xml:space="preserve">Question: In the standard anti-tuberculosis regimen for a new case in India, the intensive phase lasts</w:t>
+      </w:r>
+    </w:p>
+    <w:p>
+      <w:r>
+        <w:t xml:space="preserve">(a) 2 months</w:t>
+      </w:r>
+    </w:p>
+    <w:p>
+      <w:r>
+        <w:t xml:space="preserve">(b) 6 months</w:t>
+      </w:r>
+    </w:p>
+    <w:p>
+      <w:r>
+        <w:t xml:space="preserve">(c) 1 week</w:t>
+      </w:r>
+    </w:p>
+    <w:p>
+      <w:r>
+        <w:t xml:space="preserve">(d) 1 year</w:t>
+      </w:r>
+    </w:p>
+    <w:p>
+      <w:r>
+        <w:t xml:space="preserve">Answer: a</w:t>
+      </w:r>
+    </w:p>
+    <w:p>
+      <w:r>
+        <w:t xml:space="preserve">Solution: ✅ Correct Answer: a</w:t>
+      </w:r>
+    </w:p>
+    <w:p>
+      <w:r>
+        <w:t xml:space="preserve">🧠 Clinical Rationale: The intensive phase (HRZE) lasts 2 months, followed by a 4-month continuation phase (HRE) — a total of 6 months for a new case.</w:t>
+      </w:r>
+    </w:p>
+    <w:p>
+      <w:r>
+        <w:t xml:space="preserve">❌ Why Not Other Options?</w:t>
+      </w:r>
+    </w:p>
+    <w:p>
+      <w:r>
+        <w:t xml:space="preserve">(b) — 6 months is the TOTAL treatment duration, not just the intensive phase.</w:t>
+      </w:r>
+    </w:p>
+    <w:p>
+      <w:r>
+        <w:t xml:space="preserve">(c) — 1 week is far too short.</w:t>
+      </w:r>
+    </w:p>
+    <w:p>
+      <w:r>
+        <w:t xml:space="preserve">(d) — 1 year is for MDR-TB, not new cases.</w:t>
+      </w:r>
+    </w:p>
+    <w:p>
+      <w:r>
+        <w:t xml:space="preserve">⚠️ Exam Trap: "New TB case = 2 months HRZE intensive + 4 months HRE continuation = 6 months total; DOTS under NTEP."</w:t>
+      </w:r>
+    </w:p>
+    <w:p>
+      <w:r>
+        <w:t xml:space="preserve">💎 PNC Pearl: "Two months of HRZE, four of HRE — six months to silence the bacillus."</w:t>
+      </w:r>
+    </w:p>
+    <w:p>
+      <w:r>
+        <w:t xml:space="preserve">Positive Marks: 1</w:t>
+      </w:r>
+    </w:p>
+    <w:p>
+      <w:r>
+        <w:t xml:space="preserve">Negative Marks: 0.25</w:t>
+      </w:r>
+    </w:p>
+    <w:p>
+      <w:r>
+        <w:t xml:space="preserve"/>
+      </w:r>
+    </w:p>
+    <w:p>
+      <w:r>
+        <w:t xml:space="preserve">Question: A heart rate below 60 beats per minute in an adult with a regular rhythm and normal P waves is called</w:t>
+      </w:r>
+    </w:p>
+    <w:p>
+      <w:r>
+        <w:t xml:space="preserve">(a) Sinus bradycardia</w:t>
+      </w:r>
+    </w:p>
+    <w:p>
+      <w:r>
+        <w:t xml:space="preserve">(b) Sinus tachycardia</w:t>
+      </w:r>
+    </w:p>
+    <w:p>
+      <w:r>
+        <w:t xml:space="preserve">(c) Atrial fibrillation</w:t>
+      </w:r>
+    </w:p>
+    <w:p>
+      <w:r>
+        <w:t xml:space="preserve">(d) Ventricular tachycardia</w:t>
+      </w:r>
+    </w:p>
+    <w:p>
+      <w:r>
+        <w:t xml:space="preserve">Answer: a</w:t>
+      </w:r>
+    </w:p>
+    <w:p>
+      <w:r>
+        <w:t xml:space="preserve">Solution: ✅ Correct Answer: a</w:t>
+      </w:r>
+    </w:p>
+    <w:p>
+      <w:r>
+        <w:t xml:space="preserve">🧠 Clinical Rationale: Sinus bradycardia is a regular rate below 60 bpm originating from the sinus node — normal P waves present; it may be normal in athletes.</w:t>
+      </w:r>
+    </w:p>
+    <w:p>
+      <w:r>
+        <w:t xml:space="preserve">❌ Why Not Other Options?</w:t>
+      </w:r>
+    </w:p>
+    <w:p>
+      <w:r>
+        <w:t xml:space="preserve">(b) — Sinus tachycardia is above 100 bpm.</w:t>
+      </w:r>
+    </w:p>
+    <w:p>
+      <w:r>
+        <w:t xml:space="preserve">(c) — AF is irregularly irregular with absent P waves.</w:t>
+      </w:r>
+    </w:p>
+    <w:p>
+      <w:r>
+        <w:t xml:space="preserve">(d) — VT has wide bizarre QRS complexes.</w:t>
+      </w:r>
+    </w:p>
+    <w:p>
+      <w:r>
+        <w:t xml:space="preserve">⚠️ Exam Trap: "Brady = below 60, tachy = above 100 — both can be sinus if P waves are normal."</w:t>
+      </w:r>
+    </w:p>
+    <w:p>
+      <w:r>
+        <w:t xml:space="preserve">💎 PNC Pearl: "Slow but steady with P waves = sinus bradycardia — often a healthy athlete's engine."</w:t>
+      </w:r>
+    </w:p>
+    <w:p>
+      <w:r>
+        <w:t xml:space="preserve">Positive Marks: 1</w:t>
+      </w:r>
+    </w:p>
+    <w:p>
+      <w:r>
+        <w:t xml:space="preserve">Negative Marks: 0.25</w:t>
+      </w:r>
+    </w:p>
+    <w:p>
+      <w:r>
+        <w:t xml:space="preserve"/>
+      </w:r>
+    </w:p>
+    <w:p>
+      <w:r>
+        <w:t xml:space="preserve">Question: The recommended daily allowance of vitamin C for an adult is approximately</w:t>
+      </w:r>
+    </w:p>
+    <w:p>
+      <w:r>
+        <w:t xml:space="preserve">(a) 40 mg</w:t>
+      </w:r>
+    </w:p>
+    <w:p>
+      <w:r>
+        <w:t xml:space="preserve">(b) 5 mg</w:t>
+      </w:r>
+    </w:p>
+    <w:p>
+      <w:r>
+        <w:t xml:space="preserve">(c) 1000 mg</w:t>
+      </w:r>
+    </w:p>
+    <w:p>
+      <w:r>
+        <w:t xml:space="preserve">(d) 3000 mg</w:t>
+      </w:r>
+    </w:p>
+    <w:p>
+      <w:r>
+        <w:t xml:space="preserve">Answer: a</w:t>
+      </w:r>
+    </w:p>
+    <w:p>
+      <w:r>
+        <w:t xml:space="preserve">Solution: ✅ Correct Answer: a</w:t>
+      </w:r>
+    </w:p>
+    <w:p>
+      <w:r>
+        <w:t xml:space="preserve">🧠 Clinical Rationale: ICMR recommends about 40 mg of vitamin C daily for adults; higher doses may be needed in some conditions.</w:t>
+      </w:r>
+    </w:p>
+    <w:p>
+      <w:r>
+        <w:t xml:space="preserve">❌ Why Not Other Options?</w:t>
+      </w:r>
+    </w:p>
+    <w:p>
+      <w:r>
+        <w:t xml:space="preserve">(b) — 5 mg is far below needs.</w:t>
+      </w:r>
+    </w:p>
+    <w:p>
+      <w:r>
+        <w:t xml:space="preserve">(c) — 1000 mg and (d) 3000 mg are megadose (therapeutic) levels, not RDA.</w:t>
+      </w:r>
+    </w:p>
+    <w:p>
+      <w:r>
+        <w:t xml:space="preserve">⚠️ Exam Trap: "Vitamin C RDA ~40 mg (ICMR); deficiency = scurvy; rich sources = citrus, amla, guava" — the RDA and sources pair well in exams.</w:t>
+      </w:r>
+    </w:p>
+    <w:p>
+      <w:r>
+        <w:t xml:space="preserve">💎 PNC Pearl: "Forty milligrams of C a day keeps scurvy away — amla is the Indian champion source."</w:t>
+      </w:r>
+    </w:p>
+    <w:p>
+      <w:r>
+        <w:t xml:space="preserve">Positive Marks: 1</w:t>
+      </w:r>
+    </w:p>
+    <w:p>
+      <w:r>
+        <w:t xml:space="preserve">Negative Marks: 0.25</w:t>
+      </w:r>
+    </w:p>
+    <w:p>
+      <w:r>
+        <w:t xml:space="preserve"/>
+      </w:r>
+    </w:p>
+    <w:p>
+      <w:r>
+        <w:t xml:space="preserve">Question: The main purpose of preparing a budget for a nursing unit is to</w:t>
+      </w:r>
+    </w:p>
+    <w:p>
+      <w:r>
+        <w:t xml:space="preserve">(a) Plan and control the unit's expenditure</w:t>
+      </w:r>
+    </w:p>
+    <w:p>
+      <w:r>
+        <w:t xml:space="preserve">(b) Punish inefficient staff</w:t>
+      </w:r>
+    </w:p>
+    <w:p>
+      <w:r>
+        <w:t xml:space="preserve">(c) Increase patient admissions</w:t>
+      </w:r>
+    </w:p>
+    <w:p>
+      <w:r>
+        <w:t xml:space="preserve">(d) Record patient names</w:t>
+      </w:r>
+    </w:p>
+    <w:p>
+      <w:r>
+        <w:t xml:space="preserve">Answer: a</w:t>
+      </w:r>
+    </w:p>
+    <w:p>
+      <w:r>
+        <w:t xml:space="preserve">Solution: ✅ Correct Answer: a</w:t>
+      </w:r>
+    </w:p>
+    <w:p>
+      <w:r>
+        <w:t xml:space="preserve">🧠 Clinical Rationale: A budget helps the nurse manager plan resources, control costs, and evaluate the unit's financial performance.</w:t>
+      </w:r>
+    </w:p>
+    <w:p>
+      <w:r>
+        <w:t xml:space="preserve">❌ Why Not Other Options?</w:t>
+      </w:r>
+    </w:p>
+    <w:p>
+      <w:r>
+        <w:t xml:space="preserve">(b) — Budgets are planning tools, not punishment.</w:t>
+      </w:r>
+    </w:p>
+    <w:p>
+      <w:r>
+        <w:t xml:space="preserve">(c) — Admissions are a clinical matter.</w:t>
+      </w:r>
+    </w:p>
+    <w:p>
+      <w:r>
+        <w:t xml:space="preserve">(d) — Patient names are recorded in charts, not budgets.</w:t>
+      </w:r>
+    </w:p>
+    <w:p>
+      <w:r>
+        <w:t xml:space="preserve">⚠️ Exam Trap: "Budget = plan + control + evaluate expenditure" — the management function of budgeting is the exam answer.</w:t>
+      </w:r>
+    </w:p>
+    <w:p>
+      <w:r>
+        <w:t xml:space="preserve">💎 PNC Pearl: "A budget is the unit's financial map — plan the route, control the spending."</w:t>
+      </w:r>
+    </w:p>
+    <w:p>
+      <w:r>
+        <w:t xml:space="preserve">Positive Marks: 1</w:t>
+      </w:r>
+    </w:p>
+    <w:p>
+      <w:r>
+        <w:t xml:space="preserve">Negative Marks: 0.25</w:t>
       </w:r>
     </w:p>
     <w:sectPr>
       <w:pgSz w:w="12240" w:h="15840"/>
-      <w:pgMar w:top="864" w:right="1008" w:bottom="864" w:left="1008" w:header="720" w:footer="720" w:gutter="0"/>
+      <w:pgMar w:top="1440" w:right="1800" w:bottom="1440" w:left="1800" w:header="720" w:footer="720" w:gutter="0"/>
       <w:cols w:space="720"/>
       <w:docGrid w:linePitch="360"/>
     </w:sectPr>
@@ -2535,10 +2060,6 @@
     <w:name w:val="Normal"/>
     <w:qFormat/>
     <w:rsid w:val="00FC693F"/>
-    <w:rPr>
-      <w:rFonts w:ascii="Calibri" w:hAnsi="Calibri"/>
-      <w:sz w:val="22"/>
-    </w:rPr>
   </w:style>
   <w:style w:type="paragraph" w:styleId="Header">
     <w:name w:val="header"/>
